--- a/exercises/Bài tập tổng hợp 10-15/Đề 3.docx
+++ b/exercises/Bài tập tổng hợp 10-15/Đề 3.docx
@@ -64,25 +64,57 @@
           <w:kern w:val="0"/>
           <w14:ligatures w14:val="none"/>
         </w:rPr>
-        <w:t>Họ và tên: ________________________</w:t>
-      </w:r>
-    </w:p>
-    <w:p>
-      <w:pPr>
-        <w:spacing w:before="100" w:beforeAutospacing="1" w:after="100" w:afterAutospacing="1" w:line="240" w:lineRule="auto"/>
-        <w:rPr>
-          <w:rFonts w:ascii="Times New Roman" w:eastAsia="Times New Roman" w:hAnsi="Times New Roman" w:cs="Times New Roman"/>
-          <w:kern w:val="0"/>
-          <w14:ligatures w14:val="none"/>
-        </w:rPr>
-      </w:pPr>
-      <w:r>
-        <w:rPr>
-          <w:rFonts w:ascii="Times New Roman" w:eastAsia="Times New Roman" w:hAnsi="Times New Roman" w:cs="Times New Roman"/>
-          <w:kern w:val="0"/>
-          <w14:ligatures w14:val="none"/>
-        </w:rPr>
-        <w:t>Điểm: ________/100</w:t>
+        <w:t>Họ và tên: __</w:t>
+      </w:r>
+      <w:r>
+        <w:rPr>
+          <w:rFonts w:ascii="Times New Roman" w:eastAsia="Times New Roman" w:hAnsi="Times New Roman" w:cs="Times New Roman"/>
+          <w:kern w:val="0"/>
+          <w14:ligatures w14:val="none"/>
+        </w:rPr>
+        <w:t>Phùng Bảo Vy</w:t>
+      </w:r>
+      <w:r>
+        <w:rPr>
+          <w:rFonts w:ascii="Times New Roman" w:eastAsia="Times New Roman" w:hAnsi="Times New Roman" w:cs="Times New Roman"/>
+          <w:kern w:val="0"/>
+          <w14:ligatures w14:val="none"/>
+        </w:rPr>
+        <w:t>______________________</w:t>
+      </w:r>
+    </w:p>
+    <w:p>
+      <w:pPr>
+        <w:spacing w:before="100" w:beforeAutospacing="1" w:after="100" w:afterAutospacing="1" w:line="240" w:lineRule="auto"/>
+        <w:rPr>
+          <w:rFonts w:ascii="Times New Roman" w:eastAsia="Times New Roman" w:hAnsi="Times New Roman" w:cs="Times New Roman"/>
+          <w:kern w:val="0"/>
+          <w14:ligatures w14:val="none"/>
+        </w:rPr>
+      </w:pPr>
+      <w:r>
+        <w:rPr>
+          <w:rFonts w:ascii="Times New Roman" w:eastAsia="Times New Roman" w:hAnsi="Times New Roman" w:cs="Times New Roman"/>
+          <w:kern w:val="0"/>
+          <w14:ligatures w14:val="none"/>
+        </w:rPr>
+        <w:t>Điểm: ___</w:t>
+      </w:r>
+      <w:r>
+        <w:rPr>
+          <w:rFonts w:ascii="Times New Roman" w:eastAsia="Times New Roman" w:hAnsi="Times New Roman" w:cs="Times New Roman"/>
+          <w:kern w:val="0"/>
+          <w14:ligatures w14:val="none"/>
+        </w:rPr>
+        <w:t>10</w:t>
+      </w:r>
+      <w:r>
+        <w:rPr>
+          <w:rFonts w:ascii="Times New Roman" w:eastAsia="Times New Roman" w:hAnsi="Times New Roman" w:cs="Times New Roman"/>
+          <w:kern w:val="0"/>
+          <w14:ligatures w14:val="none"/>
+        </w:rPr>
+        <w:t>_____/100</w:t>
       </w:r>
     </w:p>
     <w:p>
@@ -101,7 +133,7 @@
           <w14:ligatures w14:val="none"/>
         </w:rPr>
         <w:pict w14:anchorId="1FB21F96">
-          <v:rect id="_x0000_i1026" style="width:0;height:1.5pt" o:hralign="center" o:hrstd="t" o:hr="t" fillcolor="#a0a0a0" stroked="f"/>
+          <v:rect id="_x0000_i1025" style="width:0;height:1.5pt" o:hralign="center" o:hrstd="t" o:hr="t" fillcolor="#a0a0a0" stroked="f"/>
         </w:pict>
       </w:r>
     </w:p>
@@ -166,6 +198,188 @@
           <w14:ligatures w14:val="none"/>
         </w:rPr>
         <w:pict w14:anchorId="0F7283DA">
+          <v:rect id="_x0000_i1026" style="width:0;height:1.5pt" o:hralign="center" o:hrstd="t" o:hr="t" fillcolor="#a0a0a0" stroked="f"/>
+        </w:pict>
+      </w:r>
+    </w:p>
+    <w:p>
+      <w:pPr>
+        <w:spacing w:before="100" w:beforeAutospacing="1" w:after="100" w:afterAutospacing="1" w:line="240" w:lineRule="auto"/>
+        <w:rPr>
+          <w:rFonts w:ascii="Times New Roman" w:eastAsia="Times New Roman" w:hAnsi="Times New Roman" w:cs="Times New Roman"/>
+          <w:kern w:val="0"/>
+          <w14:ligatures w14:val="none"/>
+        </w:rPr>
+      </w:pPr>
+      <w:r>
+        <w:rPr>
+          <w:rFonts w:ascii="Times New Roman" w:eastAsia="Times New Roman" w:hAnsi="Times New Roman" w:cs="Times New Roman"/>
+          <w:kern w:val="0"/>
+          <w14:ligatures w14:val="none"/>
+        </w:rPr>
+        <w:t>John is an engineer. He usually ______ (1) to work at 7 a.m.</w:t>
+      </w:r>
+    </w:p>
+    <w:p>
+      <w:pPr>
+        <w:spacing w:before="100" w:beforeAutospacing="1" w:after="100" w:afterAutospacing="1" w:line="240" w:lineRule="auto"/>
+        <w:rPr>
+          <w:rFonts w:ascii="Times New Roman" w:eastAsia="Times New Roman" w:hAnsi="Times New Roman" w:cs="Times New Roman"/>
+          <w:kern w:val="0"/>
+          <w14:ligatures w14:val="none"/>
+        </w:rPr>
+      </w:pPr>
+      <w:r>
+        <w:rPr>
+          <w:rFonts w:ascii="Times New Roman" w:eastAsia="Times New Roman" w:hAnsi="Times New Roman" w:cs="Times New Roman"/>
+          <w:kern w:val="0"/>
+          <w14:ligatures w14:val="none"/>
+        </w:rPr>
+        <w:t>Yesterday morning, while he ______ (2) breakfast, his manager ______ (3) him.</w:t>
+      </w:r>
+    </w:p>
+    <w:p>
+      <w:pPr>
+        <w:spacing w:before="100" w:beforeAutospacing="1" w:after="100" w:afterAutospacing="1" w:line="240" w:lineRule="auto"/>
+        <w:rPr>
+          <w:rFonts w:ascii="Times New Roman" w:eastAsia="Times New Roman" w:hAnsi="Times New Roman" w:cs="Times New Roman"/>
+          <w:kern w:val="0"/>
+          <w14:ligatures w14:val="none"/>
+        </w:rPr>
+      </w:pPr>
+      <w:r>
+        <w:rPr>
+          <w:rFonts w:ascii="Times New Roman" w:eastAsia="Times New Roman" w:hAnsi="Times New Roman" w:cs="Times New Roman"/>
+          <w:kern w:val="0"/>
+          <w14:ligatures w14:val="none"/>
+        </w:rPr>
+        <w:t>John ______ (4) his breakfast quickly and left home.</w:t>
+      </w:r>
+    </w:p>
+    <w:p>
+      <w:pPr>
+        <w:spacing w:before="100" w:beforeAutospacing="1" w:after="100" w:afterAutospacing="1" w:line="240" w:lineRule="auto"/>
+        <w:rPr>
+          <w:rFonts w:ascii="Times New Roman" w:eastAsia="Times New Roman" w:hAnsi="Times New Roman" w:cs="Times New Roman"/>
+          <w:kern w:val="0"/>
+          <w14:ligatures w14:val="none"/>
+        </w:rPr>
+      </w:pPr>
+      <w:r>
+        <w:rPr>
+          <w:rFonts w:ascii="Times New Roman" w:eastAsia="Times New Roman" w:hAnsi="Times New Roman" w:cs="Times New Roman"/>
+          <w:kern w:val="0"/>
+          <w14:ligatures w14:val="none"/>
+        </w:rPr>
+        <w:t>Now he ______ (5) in his office.</w:t>
+      </w:r>
+    </w:p>
+    <w:p>
+      <w:pPr>
+        <w:spacing w:before="100" w:beforeAutospacing="1" w:after="100" w:afterAutospacing="1" w:line="240" w:lineRule="auto"/>
+        <w:rPr>
+          <w:rFonts w:ascii="Times New Roman" w:eastAsia="Times New Roman" w:hAnsi="Times New Roman" w:cs="Times New Roman"/>
+          <w:kern w:val="0"/>
+          <w14:ligatures w14:val="none"/>
+        </w:rPr>
+      </w:pPr>
+      <w:r>
+        <w:rPr>
+          <w:rFonts w:ascii="Times New Roman" w:eastAsia="Times New Roman" w:hAnsi="Times New Roman" w:cs="Times New Roman"/>
+          <w:kern w:val="0"/>
+          <w14:ligatures w14:val="none"/>
+        </w:rPr>
+        <w:t>At the moment, he ______ (6) a new project with his team.</w:t>
+      </w:r>
+    </w:p>
+    <w:p>
+      <w:pPr>
+        <w:spacing w:before="100" w:beforeAutospacing="1" w:after="100" w:afterAutospacing="1" w:line="240" w:lineRule="auto"/>
+        <w:rPr>
+          <w:rFonts w:ascii="Times New Roman" w:eastAsia="Times New Roman" w:hAnsi="Times New Roman" w:cs="Times New Roman"/>
+          <w:kern w:val="0"/>
+          <w14:ligatures w14:val="none"/>
+        </w:rPr>
+      </w:pPr>
+      <w:r>
+        <w:rPr>
+          <w:rFonts w:ascii="Times New Roman" w:eastAsia="Times New Roman" w:hAnsi="Times New Roman" w:cs="Times New Roman"/>
+          <w:kern w:val="0"/>
+          <w14:ligatures w14:val="none"/>
+        </w:rPr>
+        <w:t>Yesterday afternoon, while they ______ (7) the project, the electricity suddenly ______ (8) out.</w:t>
+      </w:r>
+    </w:p>
+    <w:p>
+      <w:pPr>
+        <w:spacing w:before="100" w:beforeAutospacing="1" w:after="100" w:afterAutospacing="1" w:line="240" w:lineRule="auto"/>
+        <w:rPr>
+          <w:rFonts w:ascii="Times New Roman" w:eastAsia="Times New Roman" w:hAnsi="Times New Roman" w:cs="Times New Roman"/>
+          <w:kern w:val="0"/>
+          <w14:ligatures w14:val="none"/>
+        </w:rPr>
+      </w:pPr>
+      <w:r>
+        <w:rPr>
+          <w:rFonts w:ascii="Times New Roman" w:eastAsia="Times New Roman" w:hAnsi="Times New Roman" w:cs="Times New Roman"/>
+          <w:kern w:val="0"/>
+          <w14:ligatures w14:val="none"/>
+        </w:rPr>
+        <w:t>Fortunately, everyone stayed calm and continued working after a few minutes.</w:t>
+      </w:r>
+    </w:p>
+    <w:p>
+      <w:pPr>
+        <w:spacing w:before="100" w:beforeAutospacing="1" w:after="100" w:afterAutospacing="1" w:line="240" w:lineRule="auto"/>
+        <w:rPr>
+          <w:rFonts w:ascii="Times New Roman" w:eastAsia="Times New Roman" w:hAnsi="Times New Roman" w:cs="Times New Roman"/>
+          <w:kern w:val="0"/>
+          <w14:ligatures w14:val="none"/>
+        </w:rPr>
+      </w:pPr>
+      <w:r>
+        <w:rPr>
+          <w:rFonts w:ascii="Times New Roman" w:eastAsia="Times New Roman" w:hAnsi="Times New Roman" w:cs="Times New Roman"/>
+          <w:kern w:val="0"/>
+          <w14:ligatures w14:val="none"/>
+        </w:rPr>
+        <w:t>John always ______ (9) hard because he loves his job.</w:t>
+      </w:r>
+    </w:p>
+    <w:p>
+      <w:pPr>
+        <w:spacing w:before="100" w:beforeAutospacing="1" w:after="100" w:afterAutospacing="1" w:line="240" w:lineRule="auto"/>
+        <w:rPr>
+          <w:rFonts w:ascii="Times New Roman" w:eastAsia="Times New Roman" w:hAnsi="Times New Roman" w:cs="Times New Roman"/>
+          <w:kern w:val="0"/>
+          <w14:ligatures w14:val="none"/>
+        </w:rPr>
+      </w:pPr>
+      <w:r>
+        <w:rPr>
+          <w:rFonts w:ascii="Times New Roman" w:eastAsia="Times New Roman" w:hAnsi="Times New Roman" w:cs="Times New Roman"/>
+          <w:kern w:val="0"/>
+          <w14:ligatures w14:val="none"/>
+        </w:rPr>
+        <w:t>Right now, he ______ (10) an important email.</w:t>
+      </w:r>
+    </w:p>
+    <w:p>
+      <w:pPr>
+        <w:spacing w:after="0" w:line="240" w:lineRule="auto"/>
+        <w:rPr>
+          <w:rFonts w:ascii="Times New Roman" w:eastAsia="Times New Roman" w:hAnsi="Times New Roman" w:cs="Times New Roman"/>
+          <w:kern w:val="0"/>
+          <w14:ligatures w14:val="none"/>
+        </w:rPr>
+      </w:pPr>
+      <w:r>
+        <w:rPr>
+          <w:rFonts w:ascii="Times New Roman" w:eastAsia="Times New Roman" w:hAnsi="Times New Roman" w:cs="Times New Roman"/>
+          <w:kern w:val="0"/>
+          <w14:ligatures w14:val="none"/>
+        </w:rPr>
+        <w:pict w14:anchorId="37390B2D">
           <v:rect id="_x0000_i1027" style="width:0;height:1.5pt" o:hralign="center" o:hrstd="t" o:hr="t" fillcolor="#a0a0a0" stroked="f"/>
         </w:pict>
       </w:r>
@@ -173,163 +387,83 @@
     <w:p>
       <w:pPr>
         <w:spacing w:before="100" w:beforeAutospacing="1" w:after="100" w:afterAutospacing="1" w:line="240" w:lineRule="auto"/>
-        <w:rPr>
-          <w:rFonts w:ascii="Times New Roman" w:eastAsia="Times New Roman" w:hAnsi="Times New Roman" w:cs="Times New Roman"/>
-          <w:kern w:val="0"/>
-          <w14:ligatures w14:val="none"/>
-        </w:rPr>
-      </w:pPr>
-      <w:r>
-        <w:rPr>
-          <w:rFonts w:ascii="Times New Roman" w:eastAsia="Times New Roman" w:hAnsi="Times New Roman" w:cs="Times New Roman"/>
-          <w:kern w:val="0"/>
-          <w14:ligatures w14:val="none"/>
-        </w:rPr>
-        <w:t>John is an engineer. He usually ______ (1) to work at 7 a.m.</w:t>
-      </w:r>
-    </w:p>
-    <w:p>
-      <w:pPr>
-        <w:spacing w:before="100" w:beforeAutospacing="1" w:after="100" w:afterAutospacing="1" w:line="240" w:lineRule="auto"/>
-        <w:rPr>
-          <w:rFonts w:ascii="Times New Roman" w:eastAsia="Times New Roman" w:hAnsi="Times New Roman" w:cs="Times New Roman"/>
-          <w:kern w:val="0"/>
-          <w14:ligatures w14:val="none"/>
-        </w:rPr>
-      </w:pPr>
-      <w:r>
-        <w:rPr>
-          <w:rFonts w:ascii="Times New Roman" w:eastAsia="Times New Roman" w:hAnsi="Times New Roman" w:cs="Times New Roman"/>
-          <w:kern w:val="0"/>
-          <w14:ligatures w14:val="none"/>
-        </w:rPr>
-        <w:t>Yesterday morning, while he ______ (2) breakfast, his manager ______ (3) him.</w:t>
-      </w:r>
-    </w:p>
-    <w:p>
-      <w:pPr>
-        <w:spacing w:before="100" w:beforeAutospacing="1" w:after="100" w:afterAutospacing="1" w:line="240" w:lineRule="auto"/>
-        <w:rPr>
-          <w:rFonts w:ascii="Times New Roman" w:eastAsia="Times New Roman" w:hAnsi="Times New Roman" w:cs="Times New Roman"/>
-          <w:kern w:val="0"/>
-          <w14:ligatures w14:val="none"/>
-        </w:rPr>
-      </w:pPr>
-      <w:r>
-        <w:rPr>
-          <w:rFonts w:ascii="Times New Roman" w:eastAsia="Times New Roman" w:hAnsi="Times New Roman" w:cs="Times New Roman"/>
-          <w:kern w:val="0"/>
-          <w14:ligatures w14:val="none"/>
-        </w:rPr>
-        <w:t>John ______ (4) his breakfast quickly and left home.</w:t>
-      </w:r>
-    </w:p>
-    <w:p>
-      <w:pPr>
-        <w:spacing w:before="100" w:beforeAutospacing="1" w:after="100" w:afterAutospacing="1" w:line="240" w:lineRule="auto"/>
-        <w:rPr>
-          <w:rFonts w:ascii="Times New Roman" w:eastAsia="Times New Roman" w:hAnsi="Times New Roman" w:cs="Times New Roman"/>
-          <w:kern w:val="0"/>
-          <w14:ligatures w14:val="none"/>
-        </w:rPr>
-      </w:pPr>
-      <w:r>
-        <w:rPr>
-          <w:rFonts w:ascii="Times New Roman" w:eastAsia="Times New Roman" w:hAnsi="Times New Roman" w:cs="Times New Roman"/>
-          <w:kern w:val="0"/>
-          <w14:ligatures w14:val="none"/>
-        </w:rPr>
-        <w:t>Now he ______ (5) in his office.</w:t>
-      </w:r>
-    </w:p>
-    <w:p>
-      <w:pPr>
-        <w:spacing w:before="100" w:beforeAutospacing="1" w:after="100" w:afterAutospacing="1" w:line="240" w:lineRule="auto"/>
-        <w:rPr>
-          <w:rFonts w:ascii="Times New Roman" w:eastAsia="Times New Roman" w:hAnsi="Times New Roman" w:cs="Times New Roman"/>
-          <w:kern w:val="0"/>
-          <w14:ligatures w14:val="none"/>
-        </w:rPr>
-      </w:pPr>
-      <w:r>
-        <w:rPr>
-          <w:rFonts w:ascii="Times New Roman" w:eastAsia="Times New Roman" w:hAnsi="Times New Roman" w:cs="Times New Roman"/>
-          <w:kern w:val="0"/>
-          <w14:ligatures w14:val="none"/>
-        </w:rPr>
-        <w:t>At the moment, he ______ (6) a new project with his team.</w:t>
-      </w:r>
-    </w:p>
-    <w:p>
-      <w:pPr>
-        <w:spacing w:before="100" w:beforeAutospacing="1" w:after="100" w:afterAutospacing="1" w:line="240" w:lineRule="auto"/>
-        <w:rPr>
-          <w:rFonts w:ascii="Times New Roman" w:eastAsia="Times New Roman" w:hAnsi="Times New Roman" w:cs="Times New Roman"/>
-          <w:kern w:val="0"/>
-          <w14:ligatures w14:val="none"/>
-        </w:rPr>
-      </w:pPr>
-      <w:r>
-        <w:rPr>
-          <w:rFonts w:ascii="Times New Roman" w:eastAsia="Times New Roman" w:hAnsi="Times New Roman" w:cs="Times New Roman"/>
-          <w:kern w:val="0"/>
-          <w14:ligatures w14:val="none"/>
-        </w:rPr>
-        <w:t>Yesterday afternoon, while they ______ (7) the project, the electricity suddenly ______ (8) out.</w:t>
-      </w:r>
-    </w:p>
-    <w:p>
-      <w:pPr>
-        <w:spacing w:before="100" w:beforeAutospacing="1" w:after="100" w:afterAutospacing="1" w:line="240" w:lineRule="auto"/>
-        <w:rPr>
-          <w:rFonts w:ascii="Times New Roman" w:eastAsia="Times New Roman" w:hAnsi="Times New Roman" w:cs="Times New Roman"/>
-          <w:kern w:val="0"/>
-          <w14:ligatures w14:val="none"/>
-        </w:rPr>
-      </w:pPr>
-      <w:r>
-        <w:rPr>
-          <w:rFonts w:ascii="Times New Roman" w:eastAsia="Times New Roman" w:hAnsi="Times New Roman" w:cs="Times New Roman"/>
-          <w:kern w:val="0"/>
-          <w14:ligatures w14:val="none"/>
-        </w:rPr>
-        <w:t>Fortunately, everyone stayed calm and continued working after a few minutes.</w:t>
-      </w:r>
-    </w:p>
-    <w:p>
-      <w:pPr>
-        <w:spacing w:before="100" w:beforeAutospacing="1" w:after="100" w:afterAutospacing="1" w:line="240" w:lineRule="auto"/>
-        <w:rPr>
-          <w:rFonts w:ascii="Times New Roman" w:eastAsia="Times New Roman" w:hAnsi="Times New Roman" w:cs="Times New Roman"/>
-          <w:kern w:val="0"/>
-          <w14:ligatures w14:val="none"/>
-        </w:rPr>
-      </w:pPr>
-      <w:r>
-        <w:rPr>
-          <w:rFonts w:ascii="Times New Roman" w:eastAsia="Times New Roman" w:hAnsi="Times New Roman" w:cs="Times New Roman"/>
-          <w:kern w:val="0"/>
-          <w14:ligatures w14:val="none"/>
-        </w:rPr>
-        <w:t>John always ______ (9) hard because he loves his job.</w:t>
-      </w:r>
-    </w:p>
-    <w:p>
-      <w:pPr>
-        <w:spacing w:before="100" w:beforeAutospacing="1" w:after="100" w:afterAutospacing="1" w:line="240" w:lineRule="auto"/>
-        <w:rPr>
-          <w:rFonts w:ascii="Times New Roman" w:eastAsia="Times New Roman" w:hAnsi="Times New Roman" w:cs="Times New Roman"/>
-          <w:kern w:val="0"/>
-          <w14:ligatures w14:val="none"/>
-        </w:rPr>
-      </w:pPr>
-      <w:r>
-        <w:rPr>
-          <w:rFonts w:ascii="Times New Roman" w:eastAsia="Times New Roman" w:hAnsi="Times New Roman" w:cs="Times New Roman"/>
-          <w:kern w:val="0"/>
-          <w14:ligatures w14:val="none"/>
-        </w:rPr>
-        <w:t>Right now, he ______ (10) an important email.</w:t>
+        <w:outlineLvl w:val="2"/>
+        <w:rPr>
+          <w:rFonts w:ascii="Times New Roman" w:eastAsia="Times New Roman" w:hAnsi="Times New Roman" w:cs="Times New Roman"/>
+          <w:b/>
+          <w:bCs/>
+          <w:kern w:val="0"/>
+          <w:sz w:val="27"/>
+          <w:szCs w:val="27"/>
+          <w14:ligatures w14:val="none"/>
+        </w:rPr>
+      </w:pPr>
+      <w:r>
+        <w:rPr>
+          <w:rFonts w:ascii="Times New Roman" w:eastAsia="Times New Roman" w:hAnsi="Times New Roman" w:cs="Times New Roman"/>
+          <w:b/>
+          <w:bCs/>
+          <w:kern w:val="0"/>
+          <w:sz w:val="27"/>
+          <w:szCs w:val="27"/>
+          <w14:ligatures w14:val="none"/>
+        </w:rPr>
+        <w:t>1.</w:t>
+      </w:r>
+    </w:p>
+    <w:p>
+      <w:pPr>
+        <w:spacing w:before="100" w:beforeAutospacing="1" w:after="100" w:afterAutospacing="1" w:line="240" w:lineRule="auto"/>
+        <w:rPr>
+          <w:rFonts w:ascii="Times New Roman" w:eastAsia="Times New Roman" w:hAnsi="Times New Roman" w:cs="Times New Roman"/>
+          <w:kern w:val="0"/>
+          <w14:ligatures w14:val="none"/>
+        </w:rPr>
+      </w:pPr>
+      <w:r>
+        <w:rPr>
+          <w:rFonts w:ascii="Times New Roman" w:eastAsia="Times New Roman" w:hAnsi="Times New Roman" w:cs="Times New Roman"/>
+          <w:kern w:val="0"/>
+          <w14:ligatures w14:val="none"/>
+        </w:rPr>
+        <w:t>A. go</w:t>
+      </w:r>
+    </w:p>
+    <w:p>
+      <w:pPr>
+        <w:spacing w:before="100" w:beforeAutospacing="1" w:after="100" w:afterAutospacing="1" w:line="240" w:lineRule="auto"/>
+        <w:rPr>
+          <w:rFonts w:ascii="Times New Roman" w:eastAsia="Times New Roman" w:hAnsi="Times New Roman" w:cs="Times New Roman"/>
+          <w:kern w:val="0"/>
+          <w14:ligatures w14:val="none"/>
+        </w:rPr>
+      </w:pPr>
+      <w:r>
+        <w:rPr>
+          <w:rFonts w:ascii="Times New Roman" w:eastAsia="Times New Roman" w:hAnsi="Times New Roman" w:cs="Times New Roman"/>
+          <w:kern w:val="0"/>
+          <w14:ligatures w14:val="none"/>
+        </w:rPr>
+        <w:t>B. goes</w:t>
+      </w:r>
+    </w:p>
+    <w:p>
+      <w:pPr>
+        <w:spacing w:before="100" w:beforeAutospacing="1" w:after="100" w:afterAutospacing="1" w:line="240" w:lineRule="auto"/>
+        <w:rPr>
+          <w:rFonts w:ascii="Times New Roman" w:eastAsia="Times New Roman" w:hAnsi="Times New Roman" w:cs="Times New Roman"/>
+          <w:kern w:val="0"/>
+          <w14:ligatures w14:val="none"/>
+        </w:rPr>
+      </w:pPr>
+      <w:r>
+        <w:rPr>
+          <w:rFonts w:ascii="Times New Roman" w:eastAsia="Times New Roman" w:hAnsi="Times New Roman" w:cs="Times New Roman"/>
+          <w:kern w:val="0"/>
+          <w14:ligatures w14:val="none"/>
+        </w:rPr>
+        <w:lastRenderedPageBreak/>
+        <w:t>C. is going</w:t>
       </w:r>
     </w:p>
     <w:p>
@@ -347,7 +481,7 @@
           <w:kern w:val="0"/>
           <w14:ligatures w14:val="none"/>
         </w:rPr>
-        <w:pict w14:anchorId="37390B2D">
+        <w:pict w14:anchorId="226E940B">
           <v:rect id="_x0000_i1028" style="width:0;height:1.5pt" o:hralign="center" o:hrstd="t" o:hr="t" fillcolor="#a0a0a0" stroked="f"/>
         </w:pict>
       </w:r>
@@ -376,62 +510,61 @@
           <w:szCs w:val="27"/>
           <w14:ligatures w14:val="none"/>
         </w:rPr>
-        <w:t>1.</w:t>
-      </w:r>
-    </w:p>
-    <w:p>
-      <w:pPr>
-        <w:spacing w:before="100" w:beforeAutospacing="1" w:after="100" w:afterAutospacing="1" w:line="240" w:lineRule="auto"/>
-        <w:rPr>
-          <w:rFonts w:ascii="Times New Roman" w:eastAsia="Times New Roman" w:hAnsi="Times New Roman" w:cs="Times New Roman"/>
-          <w:kern w:val="0"/>
-          <w14:ligatures w14:val="none"/>
-        </w:rPr>
-      </w:pPr>
-      <w:r>
-        <w:rPr>
-          <w:rFonts w:ascii="Times New Roman" w:eastAsia="Times New Roman" w:hAnsi="Times New Roman" w:cs="Times New Roman"/>
-          <w:kern w:val="0"/>
-          <w14:ligatures w14:val="none"/>
-        </w:rPr>
-        <w:t>A. go</w:t>
-      </w:r>
-    </w:p>
-    <w:p>
-      <w:pPr>
-        <w:spacing w:before="100" w:beforeAutospacing="1" w:after="100" w:afterAutospacing="1" w:line="240" w:lineRule="auto"/>
-        <w:rPr>
-          <w:rFonts w:ascii="Times New Roman" w:eastAsia="Times New Roman" w:hAnsi="Times New Roman" w:cs="Times New Roman"/>
-          <w:kern w:val="0"/>
-          <w14:ligatures w14:val="none"/>
-        </w:rPr>
-      </w:pPr>
-      <w:r>
-        <w:rPr>
-          <w:rFonts w:ascii="Times New Roman" w:eastAsia="Times New Roman" w:hAnsi="Times New Roman" w:cs="Times New Roman"/>
-          <w:kern w:val="0"/>
-          <w14:ligatures w14:val="none"/>
-        </w:rPr>
-        <w:t>B. goes</w:t>
-      </w:r>
-    </w:p>
-    <w:p>
-      <w:pPr>
-        <w:spacing w:before="100" w:beforeAutospacing="1" w:after="100" w:afterAutospacing="1" w:line="240" w:lineRule="auto"/>
-        <w:rPr>
-          <w:rFonts w:ascii="Times New Roman" w:eastAsia="Times New Roman" w:hAnsi="Times New Roman" w:cs="Times New Roman"/>
-          <w:kern w:val="0"/>
-          <w14:ligatures w14:val="none"/>
-        </w:rPr>
-      </w:pPr>
-      <w:r>
-        <w:rPr>
-          <w:rFonts w:ascii="Times New Roman" w:eastAsia="Times New Roman" w:hAnsi="Times New Roman" w:cs="Times New Roman"/>
-          <w:kern w:val="0"/>
-          <w14:ligatures w14:val="none"/>
-        </w:rPr>
-        <w:lastRenderedPageBreak/>
-        <w:t>C. is going</w:t>
+        <w:t>2.</w:t>
+      </w:r>
+    </w:p>
+    <w:p>
+      <w:pPr>
+        <w:spacing w:before="100" w:beforeAutospacing="1" w:after="100" w:afterAutospacing="1" w:line="240" w:lineRule="auto"/>
+        <w:rPr>
+          <w:rFonts w:ascii="Times New Roman" w:eastAsia="Times New Roman" w:hAnsi="Times New Roman" w:cs="Times New Roman"/>
+          <w:kern w:val="0"/>
+          <w14:ligatures w14:val="none"/>
+        </w:rPr>
+      </w:pPr>
+      <w:r>
+        <w:rPr>
+          <w:rFonts w:ascii="Times New Roman" w:eastAsia="Times New Roman" w:hAnsi="Times New Roman" w:cs="Times New Roman"/>
+          <w:kern w:val="0"/>
+          <w14:ligatures w14:val="none"/>
+        </w:rPr>
+        <w:t>A. had</w:t>
+      </w:r>
+    </w:p>
+    <w:p>
+      <w:pPr>
+        <w:spacing w:before="100" w:beforeAutospacing="1" w:after="100" w:afterAutospacing="1" w:line="240" w:lineRule="auto"/>
+        <w:rPr>
+          <w:rFonts w:ascii="Times New Roman" w:eastAsia="Times New Roman" w:hAnsi="Times New Roman" w:cs="Times New Roman"/>
+          <w:kern w:val="0"/>
+          <w14:ligatures w14:val="none"/>
+        </w:rPr>
+      </w:pPr>
+      <w:r>
+        <w:rPr>
+          <w:rFonts w:ascii="Times New Roman" w:eastAsia="Times New Roman" w:hAnsi="Times New Roman" w:cs="Times New Roman"/>
+          <w:kern w:val="0"/>
+          <w14:ligatures w14:val="none"/>
+        </w:rPr>
+        <w:t>B. was having</w:t>
+      </w:r>
+    </w:p>
+    <w:p>
+      <w:pPr>
+        <w:spacing w:before="100" w:beforeAutospacing="1" w:after="100" w:afterAutospacing="1" w:line="240" w:lineRule="auto"/>
+        <w:rPr>
+          <w:rFonts w:ascii="Times New Roman" w:eastAsia="Times New Roman" w:hAnsi="Times New Roman" w:cs="Times New Roman"/>
+          <w:kern w:val="0"/>
+          <w14:ligatures w14:val="none"/>
+        </w:rPr>
+      </w:pPr>
+      <w:r>
+        <w:rPr>
+          <w:rFonts w:ascii="Times New Roman" w:eastAsia="Times New Roman" w:hAnsi="Times New Roman" w:cs="Times New Roman"/>
+          <w:kern w:val="0"/>
+          <w14:ligatures w14:val="none"/>
+        </w:rPr>
+        <w:t>C. has</w:t>
       </w:r>
     </w:p>
     <w:p>
@@ -449,7 +582,7 @@
           <w:kern w:val="0"/>
           <w14:ligatures w14:val="none"/>
         </w:rPr>
-        <w:pict w14:anchorId="226E940B">
+        <w:pict w14:anchorId="0732238B">
           <v:rect id="_x0000_i1029" style="width:0;height:1.5pt" o:hralign="center" o:hrstd="t" o:hr="t" fillcolor="#a0a0a0" stroked="f"/>
         </w:pict>
       </w:r>
@@ -478,61 +611,61 @@
           <w:szCs w:val="27"/>
           <w14:ligatures w14:val="none"/>
         </w:rPr>
-        <w:t>2.</w:t>
-      </w:r>
-    </w:p>
-    <w:p>
-      <w:pPr>
-        <w:spacing w:before="100" w:beforeAutospacing="1" w:after="100" w:afterAutospacing="1" w:line="240" w:lineRule="auto"/>
-        <w:rPr>
-          <w:rFonts w:ascii="Times New Roman" w:eastAsia="Times New Roman" w:hAnsi="Times New Roman" w:cs="Times New Roman"/>
-          <w:kern w:val="0"/>
-          <w14:ligatures w14:val="none"/>
-        </w:rPr>
-      </w:pPr>
-      <w:r>
-        <w:rPr>
-          <w:rFonts w:ascii="Times New Roman" w:eastAsia="Times New Roman" w:hAnsi="Times New Roman" w:cs="Times New Roman"/>
-          <w:kern w:val="0"/>
-          <w14:ligatures w14:val="none"/>
-        </w:rPr>
-        <w:t>A. had</w:t>
-      </w:r>
-    </w:p>
-    <w:p>
-      <w:pPr>
-        <w:spacing w:before="100" w:beforeAutospacing="1" w:after="100" w:afterAutospacing="1" w:line="240" w:lineRule="auto"/>
-        <w:rPr>
-          <w:rFonts w:ascii="Times New Roman" w:eastAsia="Times New Roman" w:hAnsi="Times New Roman" w:cs="Times New Roman"/>
-          <w:kern w:val="0"/>
-          <w14:ligatures w14:val="none"/>
-        </w:rPr>
-      </w:pPr>
-      <w:r>
-        <w:rPr>
-          <w:rFonts w:ascii="Times New Roman" w:eastAsia="Times New Roman" w:hAnsi="Times New Roman" w:cs="Times New Roman"/>
-          <w:kern w:val="0"/>
-          <w14:ligatures w14:val="none"/>
-        </w:rPr>
-        <w:t>B. was having</w:t>
-      </w:r>
-    </w:p>
-    <w:p>
-      <w:pPr>
-        <w:spacing w:before="100" w:beforeAutospacing="1" w:after="100" w:afterAutospacing="1" w:line="240" w:lineRule="auto"/>
-        <w:rPr>
-          <w:rFonts w:ascii="Times New Roman" w:eastAsia="Times New Roman" w:hAnsi="Times New Roman" w:cs="Times New Roman"/>
-          <w:kern w:val="0"/>
-          <w14:ligatures w14:val="none"/>
-        </w:rPr>
-      </w:pPr>
-      <w:r>
-        <w:rPr>
-          <w:rFonts w:ascii="Times New Roman" w:eastAsia="Times New Roman" w:hAnsi="Times New Roman" w:cs="Times New Roman"/>
-          <w:kern w:val="0"/>
-          <w14:ligatures w14:val="none"/>
-        </w:rPr>
-        <w:t>C. has</w:t>
+        <w:t>3.</w:t>
+      </w:r>
+    </w:p>
+    <w:p>
+      <w:pPr>
+        <w:spacing w:before="100" w:beforeAutospacing="1" w:after="100" w:afterAutospacing="1" w:line="240" w:lineRule="auto"/>
+        <w:rPr>
+          <w:rFonts w:ascii="Times New Roman" w:eastAsia="Times New Roman" w:hAnsi="Times New Roman" w:cs="Times New Roman"/>
+          <w:kern w:val="0"/>
+          <w14:ligatures w14:val="none"/>
+        </w:rPr>
+      </w:pPr>
+      <w:r>
+        <w:rPr>
+          <w:rFonts w:ascii="Times New Roman" w:eastAsia="Times New Roman" w:hAnsi="Times New Roman" w:cs="Times New Roman"/>
+          <w:kern w:val="0"/>
+          <w14:ligatures w14:val="none"/>
+        </w:rPr>
+        <w:t>A. calls</w:t>
+      </w:r>
+    </w:p>
+    <w:p>
+      <w:pPr>
+        <w:spacing w:before="100" w:beforeAutospacing="1" w:after="100" w:afterAutospacing="1" w:line="240" w:lineRule="auto"/>
+        <w:rPr>
+          <w:rFonts w:ascii="Times New Roman" w:eastAsia="Times New Roman" w:hAnsi="Times New Roman" w:cs="Times New Roman"/>
+          <w:kern w:val="0"/>
+          <w14:ligatures w14:val="none"/>
+        </w:rPr>
+      </w:pPr>
+      <w:r>
+        <w:rPr>
+          <w:rFonts w:ascii="Times New Roman" w:eastAsia="Times New Roman" w:hAnsi="Times New Roman" w:cs="Times New Roman"/>
+          <w:kern w:val="0"/>
+          <w14:ligatures w14:val="none"/>
+        </w:rPr>
+        <w:t>B. called</w:t>
+      </w:r>
+    </w:p>
+    <w:p>
+      <w:pPr>
+        <w:spacing w:before="100" w:beforeAutospacing="1" w:after="100" w:afterAutospacing="1" w:line="240" w:lineRule="auto"/>
+        <w:rPr>
+          <w:rFonts w:ascii="Times New Roman" w:eastAsia="Times New Roman" w:hAnsi="Times New Roman" w:cs="Times New Roman"/>
+          <w:kern w:val="0"/>
+          <w14:ligatures w14:val="none"/>
+        </w:rPr>
+      </w:pPr>
+      <w:r>
+        <w:rPr>
+          <w:rFonts w:ascii="Times New Roman" w:eastAsia="Times New Roman" w:hAnsi="Times New Roman" w:cs="Times New Roman"/>
+          <w:kern w:val="0"/>
+          <w14:ligatures w14:val="none"/>
+        </w:rPr>
+        <w:t>C. was calling</w:t>
       </w:r>
     </w:p>
     <w:p>
@@ -550,7 +683,7 @@
           <w:kern w:val="0"/>
           <w14:ligatures w14:val="none"/>
         </w:rPr>
-        <w:pict w14:anchorId="0732238B">
+        <w:pict w14:anchorId="298A5228">
           <v:rect id="_x0000_i1030" style="width:0;height:1.5pt" o:hralign="center" o:hrstd="t" o:hr="t" fillcolor="#a0a0a0" stroked="f"/>
         </w:pict>
       </w:r>
@@ -579,61 +712,61 @@
           <w:szCs w:val="27"/>
           <w14:ligatures w14:val="none"/>
         </w:rPr>
-        <w:t>3.</w:t>
-      </w:r>
-    </w:p>
-    <w:p>
-      <w:pPr>
-        <w:spacing w:before="100" w:beforeAutospacing="1" w:after="100" w:afterAutospacing="1" w:line="240" w:lineRule="auto"/>
-        <w:rPr>
-          <w:rFonts w:ascii="Times New Roman" w:eastAsia="Times New Roman" w:hAnsi="Times New Roman" w:cs="Times New Roman"/>
-          <w:kern w:val="0"/>
-          <w14:ligatures w14:val="none"/>
-        </w:rPr>
-      </w:pPr>
-      <w:r>
-        <w:rPr>
-          <w:rFonts w:ascii="Times New Roman" w:eastAsia="Times New Roman" w:hAnsi="Times New Roman" w:cs="Times New Roman"/>
-          <w:kern w:val="0"/>
-          <w14:ligatures w14:val="none"/>
-        </w:rPr>
-        <w:t>A. calls</w:t>
-      </w:r>
-    </w:p>
-    <w:p>
-      <w:pPr>
-        <w:spacing w:before="100" w:beforeAutospacing="1" w:after="100" w:afterAutospacing="1" w:line="240" w:lineRule="auto"/>
-        <w:rPr>
-          <w:rFonts w:ascii="Times New Roman" w:eastAsia="Times New Roman" w:hAnsi="Times New Roman" w:cs="Times New Roman"/>
-          <w:kern w:val="0"/>
-          <w14:ligatures w14:val="none"/>
-        </w:rPr>
-      </w:pPr>
-      <w:r>
-        <w:rPr>
-          <w:rFonts w:ascii="Times New Roman" w:eastAsia="Times New Roman" w:hAnsi="Times New Roman" w:cs="Times New Roman"/>
-          <w:kern w:val="0"/>
-          <w14:ligatures w14:val="none"/>
-        </w:rPr>
-        <w:t>B. called</w:t>
-      </w:r>
-    </w:p>
-    <w:p>
-      <w:pPr>
-        <w:spacing w:before="100" w:beforeAutospacing="1" w:after="100" w:afterAutospacing="1" w:line="240" w:lineRule="auto"/>
-        <w:rPr>
-          <w:rFonts w:ascii="Times New Roman" w:eastAsia="Times New Roman" w:hAnsi="Times New Roman" w:cs="Times New Roman"/>
-          <w:kern w:val="0"/>
-          <w14:ligatures w14:val="none"/>
-        </w:rPr>
-      </w:pPr>
-      <w:r>
-        <w:rPr>
-          <w:rFonts w:ascii="Times New Roman" w:eastAsia="Times New Roman" w:hAnsi="Times New Roman" w:cs="Times New Roman"/>
-          <w:kern w:val="0"/>
-          <w14:ligatures w14:val="none"/>
-        </w:rPr>
-        <w:t>C. was calling</w:t>
+        <w:t>4.</w:t>
+      </w:r>
+    </w:p>
+    <w:p>
+      <w:pPr>
+        <w:spacing w:before="100" w:beforeAutospacing="1" w:after="100" w:afterAutospacing="1" w:line="240" w:lineRule="auto"/>
+        <w:rPr>
+          <w:rFonts w:ascii="Times New Roman" w:eastAsia="Times New Roman" w:hAnsi="Times New Roman" w:cs="Times New Roman"/>
+          <w:kern w:val="0"/>
+          <w14:ligatures w14:val="none"/>
+        </w:rPr>
+      </w:pPr>
+      <w:r>
+        <w:rPr>
+          <w:rFonts w:ascii="Times New Roman" w:eastAsia="Times New Roman" w:hAnsi="Times New Roman" w:cs="Times New Roman"/>
+          <w:kern w:val="0"/>
+          <w14:ligatures w14:val="none"/>
+        </w:rPr>
+        <w:t>A. finished</w:t>
+      </w:r>
+    </w:p>
+    <w:p>
+      <w:pPr>
+        <w:spacing w:before="100" w:beforeAutospacing="1" w:after="100" w:afterAutospacing="1" w:line="240" w:lineRule="auto"/>
+        <w:rPr>
+          <w:rFonts w:ascii="Times New Roman" w:eastAsia="Times New Roman" w:hAnsi="Times New Roman" w:cs="Times New Roman"/>
+          <w:kern w:val="0"/>
+          <w14:ligatures w14:val="none"/>
+        </w:rPr>
+      </w:pPr>
+      <w:r>
+        <w:rPr>
+          <w:rFonts w:ascii="Times New Roman" w:eastAsia="Times New Roman" w:hAnsi="Times New Roman" w:cs="Times New Roman"/>
+          <w:kern w:val="0"/>
+          <w14:ligatures w14:val="none"/>
+        </w:rPr>
+        <w:t>B. finishes</w:t>
+      </w:r>
+    </w:p>
+    <w:p>
+      <w:pPr>
+        <w:spacing w:before="100" w:beforeAutospacing="1" w:after="100" w:afterAutospacing="1" w:line="240" w:lineRule="auto"/>
+        <w:rPr>
+          <w:rFonts w:ascii="Times New Roman" w:eastAsia="Times New Roman" w:hAnsi="Times New Roman" w:cs="Times New Roman"/>
+          <w:kern w:val="0"/>
+          <w14:ligatures w14:val="none"/>
+        </w:rPr>
+      </w:pPr>
+      <w:r>
+        <w:rPr>
+          <w:rFonts w:ascii="Times New Roman" w:eastAsia="Times New Roman" w:hAnsi="Times New Roman" w:cs="Times New Roman"/>
+          <w:kern w:val="0"/>
+          <w14:ligatures w14:val="none"/>
+        </w:rPr>
+        <w:t>C. was finishing</w:t>
       </w:r>
     </w:p>
     <w:p>
@@ -651,7 +784,7 @@
           <w:kern w:val="0"/>
           <w14:ligatures w14:val="none"/>
         </w:rPr>
-        <w:pict w14:anchorId="298A5228">
+        <w:pict w14:anchorId="3A7E8706">
           <v:rect id="_x0000_i1031" style="width:0;height:1.5pt" o:hralign="center" o:hrstd="t" o:hr="t" fillcolor="#a0a0a0" stroked="f"/>
         </w:pict>
       </w:r>
@@ -680,61 +813,61 @@
           <w:szCs w:val="27"/>
           <w14:ligatures w14:val="none"/>
         </w:rPr>
-        <w:t>4.</w:t>
-      </w:r>
-    </w:p>
-    <w:p>
-      <w:pPr>
-        <w:spacing w:before="100" w:beforeAutospacing="1" w:after="100" w:afterAutospacing="1" w:line="240" w:lineRule="auto"/>
-        <w:rPr>
-          <w:rFonts w:ascii="Times New Roman" w:eastAsia="Times New Roman" w:hAnsi="Times New Roman" w:cs="Times New Roman"/>
-          <w:kern w:val="0"/>
-          <w14:ligatures w14:val="none"/>
-        </w:rPr>
-      </w:pPr>
-      <w:r>
-        <w:rPr>
-          <w:rFonts w:ascii="Times New Roman" w:eastAsia="Times New Roman" w:hAnsi="Times New Roman" w:cs="Times New Roman"/>
-          <w:kern w:val="0"/>
-          <w14:ligatures w14:val="none"/>
-        </w:rPr>
-        <w:t>A. finished</w:t>
-      </w:r>
-    </w:p>
-    <w:p>
-      <w:pPr>
-        <w:spacing w:before="100" w:beforeAutospacing="1" w:after="100" w:afterAutospacing="1" w:line="240" w:lineRule="auto"/>
-        <w:rPr>
-          <w:rFonts w:ascii="Times New Roman" w:eastAsia="Times New Roman" w:hAnsi="Times New Roman" w:cs="Times New Roman"/>
-          <w:kern w:val="0"/>
-          <w14:ligatures w14:val="none"/>
-        </w:rPr>
-      </w:pPr>
-      <w:r>
-        <w:rPr>
-          <w:rFonts w:ascii="Times New Roman" w:eastAsia="Times New Roman" w:hAnsi="Times New Roman" w:cs="Times New Roman"/>
-          <w:kern w:val="0"/>
-          <w14:ligatures w14:val="none"/>
-        </w:rPr>
-        <w:t>B. finishes</w:t>
-      </w:r>
-    </w:p>
-    <w:p>
-      <w:pPr>
-        <w:spacing w:before="100" w:beforeAutospacing="1" w:after="100" w:afterAutospacing="1" w:line="240" w:lineRule="auto"/>
-        <w:rPr>
-          <w:rFonts w:ascii="Times New Roman" w:eastAsia="Times New Roman" w:hAnsi="Times New Roman" w:cs="Times New Roman"/>
-          <w:kern w:val="0"/>
-          <w14:ligatures w14:val="none"/>
-        </w:rPr>
-      </w:pPr>
-      <w:r>
-        <w:rPr>
-          <w:rFonts w:ascii="Times New Roman" w:eastAsia="Times New Roman" w:hAnsi="Times New Roman" w:cs="Times New Roman"/>
-          <w:kern w:val="0"/>
-          <w14:ligatures w14:val="none"/>
-        </w:rPr>
-        <w:t>C. was finishing</w:t>
+        <w:t>5.</w:t>
+      </w:r>
+    </w:p>
+    <w:p>
+      <w:pPr>
+        <w:spacing w:before="100" w:beforeAutospacing="1" w:after="100" w:afterAutospacing="1" w:line="240" w:lineRule="auto"/>
+        <w:rPr>
+          <w:rFonts w:ascii="Times New Roman" w:eastAsia="Times New Roman" w:hAnsi="Times New Roman" w:cs="Times New Roman"/>
+          <w:kern w:val="0"/>
+          <w14:ligatures w14:val="none"/>
+        </w:rPr>
+      </w:pPr>
+      <w:r>
+        <w:rPr>
+          <w:rFonts w:ascii="Times New Roman" w:eastAsia="Times New Roman" w:hAnsi="Times New Roman" w:cs="Times New Roman"/>
+          <w:kern w:val="0"/>
+          <w14:ligatures w14:val="none"/>
+        </w:rPr>
+        <w:t>A. works</w:t>
+      </w:r>
+    </w:p>
+    <w:p>
+      <w:pPr>
+        <w:spacing w:before="100" w:beforeAutospacing="1" w:after="100" w:afterAutospacing="1" w:line="240" w:lineRule="auto"/>
+        <w:rPr>
+          <w:rFonts w:ascii="Times New Roman" w:eastAsia="Times New Roman" w:hAnsi="Times New Roman" w:cs="Times New Roman"/>
+          <w:kern w:val="0"/>
+          <w14:ligatures w14:val="none"/>
+        </w:rPr>
+      </w:pPr>
+      <w:r>
+        <w:rPr>
+          <w:rFonts w:ascii="Times New Roman" w:eastAsia="Times New Roman" w:hAnsi="Times New Roman" w:cs="Times New Roman"/>
+          <w:kern w:val="0"/>
+          <w14:ligatures w14:val="none"/>
+        </w:rPr>
+        <w:t>B. worked</w:t>
+      </w:r>
+    </w:p>
+    <w:p>
+      <w:pPr>
+        <w:spacing w:before="100" w:beforeAutospacing="1" w:after="100" w:afterAutospacing="1" w:line="240" w:lineRule="auto"/>
+        <w:rPr>
+          <w:rFonts w:ascii="Times New Roman" w:eastAsia="Times New Roman" w:hAnsi="Times New Roman" w:cs="Times New Roman"/>
+          <w:kern w:val="0"/>
+          <w14:ligatures w14:val="none"/>
+        </w:rPr>
+      </w:pPr>
+      <w:r>
+        <w:rPr>
+          <w:rFonts w:ascii="Times New Roman" w:eastAsia="Times New Roman" w:hAnsi="Times New Roman" w:cs="Times New Roman"/>
+          <w:kern w:val="0"/>
+          <w14:ligatures w14:val="none"/>
+        </w:rPr>
+        <w:t>C. is working</w:t>
       </w:r>
     </w:p>
     <w:p>
@@ -752,7 +885,7 @@
           <w:kern w:val="0"/>
           <w14:ligatures w14:val="none"/>
         </w:rPr>
-        <w:pict w14:anchorId="3A7E8706">
+        <w:pict w14:anchorId="230EB764">
           <v:rect id="_x0000_i1032" style="width:0;height:1.5pt" o:hralign="center" o:hrstd="t" o:hr="t" fillcolor="#a0a0a0" stroked="f"/>
         </w:pict>
       </w:r>
@@ -781,61 +914,62 @@
           <w:szCs w:val="27"/>
           <w14:ligatures w14:val="none"/>
         </w:rPr>
-        <w:t>5.</w:t>
-      </w:r>
-    </w:p>
-    <w:p>
-      <w:pPr>
-        <w:spacing w:before="100" w:beforeAutospacing="1" w:after="100" w:afterAutospacing="1" w:line="240" w:lineRule="auto"/>
-        <w:rPr>
-          <w:rFonts w:ascii="Times New Roman" w:eastAsia="Times New Roman" w:hAnsi="Times New Roman" w:cs="Times New Roman"/>
-          <w:kern w:val="0"/>
-          <w14:ligatures w14:val="none"/>
-        </w:rPr>
-      </w:pPr>
-      <w:r>
-        <w:rPr>
-          <w:rFonts w:ascii="Times New Roman" w:eastAsia="Times New Roman" w:hAnsi="Times New Roman" w:cs="Times New Roman"/>
-          <w:kern w:val="0"/>
-          <w14:ligatures w14:val="none"/>
-        </w:rPr>
-        <w:t>A. works</w:t>
-      </w:r>
-    </w:p>
-    <w:p>
-      <w:pPr>
-        <w:spacing w:before="100" w:beforeAutospacing="1" w:after="100" w:afterAutospacing="1" w:line="240" w:lineRule="auto"/>
-        <w:rPr>
-          <w:rFonts w:ascii="Times New Roman" w:eastAsia="Times New Roman" w:hAnsi="Times New Roman" w:cs="Times New Roman"/>
-          <w:kern w:val="0"/>
-          <w14:ligatures w14:val="none"/>
-        </w:rPr>
-      </w:pPr>
-      <w:r>
-        <w:rPr>
-          <w:rFonts w:ascii="Times New Roman" w:eastAsia="Times New Roman" w:hAnsi="Times New Roman" w:cs="Times New Roman"/>
-          <w:kern w:val="0"/>
-          <w14:ligatures w14:val="none"/>
-        </w:rPr>
-        <w:t>B. worked</w:t>
-      </w:r>
-    </w:p>
-    <w:p>
-      <w:pPr>
-        <w:spacing w:before="100" w:beforeAutospacing="1" w:after="100" w:afterAutospacing="1" w:line="240" w:lineRule="auto"/>
-        <w:rPr>
-          <w:rFonts w:ascii="Times New Roman" w:eastAsia="Times New Roman" w:hAnsi="Times New Roman" w:cs="Times New Roman"/>
-          <w:kern w:val="0"/>
-          <w14:ligatures w14:val="none"/>
-        </w:rPr>
-      </w:pPr>
-      <w:r>
-        <w:rPr>
-          <w:rFonts w:ascii="Times New Roman" w:eastAsia="Times New Roman" w:hAnsi="Times New Roman" w:cs="Times New Roman"/>
-          <w:kern w:val="0"/>
-          <w14:ligatures w14:val="none"/>
-        </w:rPr>
-        <w:t>C. is working</w:t>
+        <w:t>6.</w:t>
+      </w:r>
+    </w:p>
+    <w:p>
+      <w:pPr>
+        <w:spacing w:before="100" w:beforeAutospacing="1" w:after="100" w:afterAutospacing="1" w:line="240" w:lineRule="auto"/>
+        <w:rPr>
+          <w:rFonts w:ascii="Times New Roman" w:eastAsia="Times New Roman" w:hAnsi="Times New Roman" w:cs="Times New Roman"/>
+          <w:kern w:val="0"/>
+          <w14:ligatures w14:val="none"/>
+        </w:rPr>
+      </w:pPr>
+      <w:r>
+        <w:rPr>
+          <w:rFonts w:ascii="Times New Roman" w:eastAsia="Times New Roman" w:hAnsi="Times New Roman" w:cs="Times New Roman"/>
+          <w:kern w:val="0"/>
+          <w14:ligatures w14:val="none"/>
+        </w:rPr>
+        <w:lastRenderedPageBreak/>
+        <w:t>A. discusses</w:t>
+      </w:r>
+    </w:p>
+    <w:p>
+      <w:pPr>
+        <w:spacing w:before="100" w:beforeAutospacing="1" w:after="100" w:afterAutospacing="1" w:line="240" w:lineRule="auto"/>
+        <w:rPr>
+          <w:rFonts w:ascii="Times New Roman" w:eastAsia="Times New Roman" w:hAnsi="Times New Roman" w:cs="Times New Roman"/>
+          <w:kern w:val="0"/>
+          <w14:ligatures w14:val="none"/>
+        </w:rPr>
+      </w:pPr>
+      <w:r>
+        <w:rPr>
+          <w:rFonts w:ascii="Times New Roman" w:eastAsia="Times New Roman" w:hAnsi="Times New Roman" w:cs="Times New Roman"/>
+          <w:kern w:val="0"/>
+          <w14:ligatures w14:val="none"/>
+        </w:rPr>
+        <w:t>B. discussed</w:t>
+      </w:r>
+    </w:p>
+    <w:p>
+      <w:pPr>
+        <w:spacing w:before="100" w:beforeAutospacing="1" w:after="100" w:afterAutospacing="1" w:line="240" w:lineRule="auto"/>
+        <w:rPr>
+          <w:rFonts w:ascii="Times New Roman" w:eastAsia="Times New Roman" w:hAnsi="Times New Roman" w:cs="Times New Roman"/>
+          <w:kern w:val="0"/>
+          <w14:ligatures w14:val="none"/>
+        </w:rPr>
+      </w:pPr>
+      <w:r>
+        <w:rPr>
+          <w:rFonts w:ascii="Times New Roman" w:eastAsia="Times New Roman" w:hAnsi="Times New Roman" w:cs="Times New Roman"/>
+          <w:kern w:val="0"/>
+          <w14:ligatures w14:val="none"/>
+        </w:rPr>
+        <w:t>C. is discussing</w:t>
       </w:r>
     </w:p>
     <w:p>
@@ -853,7 +987,7 @@
           <w:kern w:val="0"/>
           <w14:ligatures w14:val="none"/>
         </w:rPr>
-        <w:pict w14:anchorId="230EB764">
+        <w:pict w14:anchorId="069E3260">
           <v:rect id="_x0000_i1033" style="width:0;height:1.5pt" o:hralign="center" o:hrstd="t" o:hr="t" fillcolor="#a0a0a0" stroked="f"/>
         </w:pict>
       </w:r>
@@ -882,62 +1016,61 @@
           <w:szCs w:val="27"/>
           <w14:ligatures w14:val="none"/>
         </w:rPr>
-        <w:t>6.</w:t>
-      </w:r>
-    </w:p>
-    <w:p>
-      <w:pPr>
-        <w:spacing w:before="100" w:beforeAutospacing="1" w:after="100" w:afterAutospacing="1" w:line="240" w:lineRule="auto"/>
-        <w:rPr>
-          <w:rFonts w:ascii="Times New Roman" w:eastAsia="Times New Roman" w:hAnsi="Times New Roman" w:cs="Times New Roman"/>
-          <w:kern w:val="0"/>
-          <w14:ligatures w14:val="none"/>
-        </w:rPr>
-      </w:pPr>
-      <w:r>
-        <w:rPr>
-          <w:rFonts w:ascii="Times New Roman" w:eastAsia="Times New Roman" w:hAnsi="Times New Roman" w:cs="Times New Roman"/>
-          <w:kern w:val="0"/>
-          <w14:ligatures w14:val="none"/>
-        </w:rPr>
-        <w:lastRenderedPageBreak/>
-        <w:t>A. discusses</w:t>
-      </w:r>
-    </w:p>
-    <w:p>
-      <w:pPr>
-        <w:spacing w:before="100" w:beforeAutospacing="1" w:after="100" w:afterAutospacing="1" w:line="240" w:lineRule="auto"/>
-        <w:rPr>
-          <w:rFonts w:ascii="Times New Roman" w:eastAsia="Times New Roman" w:hAnsi="Times New Roman" w:cs="Times New Roman"/>
-          <w:kern w:val="0"/>
-          <w14:ligatures w14:val="none"/>
-        </w:rPr>
-      </w:pPr>
-      <w:r>
-        <w:rPr>
-          <w:rFonts w:ascii="Times New Roman" w:eastAsia="Times New Roman" w:hAnsi="Times New Roman" w:cs="Times New Roman"/>
-          <w:kern w:val="0"/>
-          <w14:ligatures w14:val="none"/>
-        </w:rPr>
-        <w:t>B. discussed</w:t>
-      </w:r>
-    </w:p>
-    <w:p>
-      <w:pPr>
-        <w:spacing w:before="100" w:beforeAutospacing="1" w:after="100" w:afterAutospacing="1" w:line="240" w:lineRule="auto"/>
-        <w:rPr>
-          <w:rFonts w:ascii="Times New Roman" w:eastAsia="Times New Roman" w:hAnsi="Times New Roman" w:cs="Times New Roman"/>
-          <w:kern w:val="0"/>
-          <w14:ligatures w14:val="none"/>
-        </w:rPr>
-      </w:pPr>
-      <w:r>
-        <w:rPr>
-          <w:rFonts w:ascii="Times New Roman" w:eastAsia="Times New Roman" w:hAnsi="Times New Roman" w:cs="Times New Roman"/>
-          <w:kern w:val="0"/>
-          <w14:ligatures w14:val="none"/>
-        </w:rPr>
-        <w:t>C. is discussing</w:t>
+        <w:t>7.</w:t>
+      </w:r>
+    </w:p>
+    <w:p>
+      <w:pPr>
+        <w:spacing w:before="100" w:beforeAutospacing="1" w:after="100" w:afterAutospacing="1" w:line="240" w:lineRule="auto"/>
+        <w:rPr>
+          <w:rFonts w:ascii="Times New Roman" w:eastAsia="Times New Roman" w:hAnsi="Times New Roman" w:cs="Times New Roman"/>
+          <w:kern w:val="0"/>
+          <w14:ligatures w14:val="none"/>
+        </w:rPr>
+      </w:pPr>
+      <w:r>
+        <w:rPr>
+          <w:rFonts w:ascii="Times New Roman" w:eastAsia="Times New Roman" w:hAnsi="Times New Roman" w:cs="Times New Roman"/>
+          <w:kern w:val="0"/>
+          <w14:ligatures w14:val="none"/>
+        </w:rPr>
+        <w:t>A. discussed</w:t>
+      </w:r>
+    </w:p>
+    <w:p>
+      <w:pPr>
+        <w:spacing w:before="100" w:beforeAutospacing="1" w:after="100" w:afterAutospacing="1" w:line="240" w:lineRule="auto"/>
+        <w:rPr>
+          <w:rFonts w:ascii="Times New Roman" w:eastAsia="Times New Roman" w:hAnsi="Times New Roman" w:cs="Times New Roman"/>
+          <w:kern w:val="0"/>
+          <w14:ligatures w14:val="none"/>
+        </w:rPr>
+      </w:pPr>
+      <w:r>
+        <w:rPr>
+          <w:rFonts w:ascii="Times New Roman" w:eastAsia="Times New Roman" w:hAnsi="Times New Roman" w:cs="Times New Roman"/>
+          <w:kern w:val="0"/>
+          <w14:ligatures w14:val="none"/>
+        </w:rPr>
+        <w:t>B. were discussing</w:t>
+      </w:r>
+    </w:p>
+    <w:p>
+      <w:pPr>
+        <w:spacing w:before="100" w:beforeAutospacing="1" w:after="100" w:afterAutospacing="1" w:line="240" w:lineRule="auto"/>
+        <w:rPr>
+          <w:rFonts w:ascii="Times New Roman" w:eastAsia="Times New Roman" w:hAnsi="Times New Roman" w:cs="Times New Roman"/>
+          <w:kern w:val="0"/>
+          <w14:ligatures w14:val="none"/>
+        </w:rPr>
+      </w:pPr>
+      <w:r>
+        <w:rPr>
+          <w:rFonts w:ascii="Times New Roman" w:eastAsia="Times New Roman" w:hAnsi="Times New Roman" w:cs="Times New Roman"/>
+          <w:kern w:val="0"/>
+          <w14:ligatures w14:val="none"/>
+        </w:rPr>
+        <w:t>C. discuss</w:t>
       </w:r>
     </w:p>
     <w:p>
@@ -955,7 +1088,7 @@
           <w:kern w:val="0"/>
           <w14:ligatures w14:val="none"/>
         </w:rPr>
-        <w:pict w14:anchorId="069E3260">
+        <w:pict w14:anchorId="7DFF4571">
           <v:rect id="_x0000_i1034" style="width:0;height:1.5pt" o:hralign="center" o:hrstd="t" o:hr="t" fillcolor="#a0a0a0" stroked="f"/>
         </w:pict>
       </w:r>
@@ -984,61 +1117,61 @@
           <w:szCs w:val="27"/>
           <w14:ligatures w14:val="none"/>
         </w:rPr>
-        <w:t>7.</w:t>
-      </w:r>
-    </w:p>
-    <w:p>
-      <w:pPr>
-        <w:spacing w:before="100" w:beforeAutospacing="1" w:after="100" w:afterAutospacing="1" w:line="240" w:lineRule="auto"/>
-        <w:rPr>
-          <w:rFonts w:ascii="Times New Roman" w:eastAsia="Times New Roman" w:hAnsi="Times New Roman" w:cs="Times New Roman"/>
-          <w:kern w:val="0"/>
-          <w14:ligatures w14:val="none"/>
-        </w:rPr>
-      </w:pPr>
-      <w:r>
-        <w:rPr>
-          <w:rFonts w:ascii="Times New Roman" w:eastAsia="Times New Roman" w:hAnsi="Times New Roman" w:cs="Times New Roman"/>
-          <w:kern w:val="0"/>
-          <w14:ligatures w14:val="none"/>
-        </w:rPr>
-        <w:t>A. discussed</w:t>
-      </w:r>
-    </w:p>
-    <w:p>
-      <w:pPr>
-        <w:spacing w:before="100" w:beforeAutospacing="1" w:after="100" w:afterAutospacing="1" w:line="240" w:lineRule="auto"/>
-        <w:rPr>
-          <w:rFonts w:ascii="Times New Roman" w:eastAsia="Times New Roman" w:hAnsi="Times New Roman" w:cs="Times New Roman"/>
-          <w:kern w:val="0"/>
-          <w14:ligatures w14:val="none"/>
-        </w:rPr>
-      </w:pPr>
-      <w:r>
-        <w:rPr>
-          <w:rFonts w:ascii="Times New Roman" w:eastAsia="Times New Roman" w:hAnsi="Times New Roman" w:cs="Times New Roman"/>
-          <w:kern w:val="0"/>
-          <w14:ligatures w14:val="none"/>
-        </w:rPr>
-        <w:t>B. were discussing</w:t>
-      </w:r>
-    </w:p>
-    <w:p>
-      <w:pPr>
-        <w:spacing w:before="100" w:beforeAutospacing="1" w:after="100" w:afterAutospacing="1" w:line="240" w:lineRule="auto"/>
-        <w:rPr>
-          <w:rFonts w:ascii="Times New Roman" w:eastAsia="Times New Roman" w:hAnsi="Times New Roman" w:cs="Times New Roman"/>
-          <w:kern w:val="0"/>
-          <w14:ligatures w14:val="none"/>
-        </w:rPr>
-      </w:pPr>
-      <w:r>
-        <w:rPr>
-          <w:rFonts w:ascii="Times New Roman" w:eastAsia="Times New Roman" w:hAnsi="Times New Roman" w:cs="Times New Roman"/>
-          <w:kern w:val="0"/>
-          <w14:ligatures w14:val="none"/>
-        </w:rPr>
-        <w:t>C. discuss</w:t>
+        <w:t>8.</w:t>
+      </w:r>
+    </w:p>
+    <w:p>
+      <w:pPr>
+        <w:spacing w:before="100" w:beforeAutospacing="1" w:after="100" w:afterAutospacing="1" w:line="240" w:lineRule="auto"/>
+        <w:rPr>
+          <w:rFonts w:ascii="Times New Roman" w:eastAsia="Times New Roman" w:hAnsi="Times New Roman" w:cs="Times New Roman"/>
+          <w:kern w:val="0"/>
+          <w14:ligatures w14:val="none"/>
+        </w:rPr>
+      </w:pPr>
+      <w:r>
+        <w:rPr>
+          <w:rFonts w:ascii="Times New Roman" w:eastAsia="Times New Roman" w:hAnsi="Times New Roman" w:cs="Times New Roman"/>
+          <w:kern w:val="0"/>
+          <w14:ligatures w14:val="none"/>
+        </w:rPr>
+        <w:t>A. goes</w:t>
+      </w:r>
+    </w:p>
+    <w:p>
+      <w:pPr>
+        <w:spacing w:before="100" w:beforeAutospacing="1" w:after="100" w:afterAutospacing="1" w:line="240" w:lineRule="auto"/>
+        <w:rPr>
+          <w:rFonts w:ascii="Times New Roman" w:eastAsia="Times New Roman" w:hAnsi="Times New Roman" w:cs="Times New Roman"/>
+          <w:kern w:val="0"/>
+          <w14:ligatures w14:val="none"/>
+        </w:rPr>
+      </w:pPr>
+      <w:r>
+        <w:rPr>
+          <w:rFonts w:ascii="Times New Roman" w:eastAsia="Times New Roman" w:hAnsi="Times New Roman" w:cs="Times New Roman"/>
+          <w:kern w:val="0"/>
+          <w14:ligatures w14:val="none"/>
+        </w:rPr>
+        <w:t>B. went</w:t>
+      </w:r>
+    </w:p>
+    <w:p>
+      <w:pPr>
+        <w:spacing w:before="100" w:beforeAutospacing="1" w:after="100" w:afterAutospacing="1" w:line="240" w:lineRule="auto"/>
+        <w:rPr>
+          <w:rFonts w:ascii="Times New Roman" w:eastAsia="Times New Roman" w:hAnsi="Times New Roman" w:cs="Times New Roman"/>
+          <w:kern w:val="0"/>
+          <w14:ligatures w14:val="none"/>
+        </w:rPr>
+      </w:pPr>
+      <w:r>
+        <w:rPr>
+          <w:rFonts w:ascii="Times New Roman" w:eastAsia="Times New Roman" w:hAnsi="Times New Roman" w:cs="Times New Roman"/>
+          <w:kern w:val="0"/>
+          <w14:ligatures w14:val="none"/>
+        </w:rPr>
+        <w:t>C. was going</w:t>
       </w:r>
     </w:p>
     <w:p>
@@ -1056,7 +1189,7 @@
           <w:kern w:val="0"/>
           <w14:ligatures w14:val="none"/>
         </w:rPr>
-        <w:pict w14:anchorId="7DFF4571">
+        <w:pict w14:anchorId="45180593">
           <v:rect id="_x0000_i1035" style="width:0;height:1.5pt" o:hralign="center" o:hrstd="t" o:hr="t" fillcolor="#a0a0a0" stroked="f"/>
         </w:pict>
       </w:r>
@@ -1085,61 +1218,61 @@
           <w:szCs w:val="27"/>
           <w14:ligatures w14:val="none"/>
         </w:rPr>
-        <w:t>8.</w:t>
-      </w:r>
-    </w:p>
-    <w:p>
-      <w:pPr>
-        <w:spacing w:before="100" w:beforeAutospacing="1" w:after="100" w:afterAutospacing="1" w:line="240" w:lineRule="auto"/>
-        <w:rPr>
-          <w:rFonts w:ascii="Times New Roman" w:eastAsia="Times New Roman" w:hAnsi="Times New Roman" w:cs="Times New Roman"/>
-          <w:kern w:val="0"/>
-          <w14:ligatures w14:val="none"/>
-        </w:rPr>
-      </w:pPr>
-      <w:r>
-        <w:rPr>
-          <w:rFonts w:ascii="Times New Roman" w:eastAsia="Times New Roman" w:hAnsi="Times New Roman" w:cs="Times New Roman"/>
-          <w:kern w:val="0"/>
-          <w14:ligatures w14:val="none"/>
-        </w:rPr>
-        <w:t>A. goes</w:t>
-      </w:r>
-    </w:p>
-    <w:p>
-      <w:pPr>
-        <w:spacing w:before="100" w:beforeAutospacing="1" w:after="100" w:afterAutospacing="1" w:line="240" w:lineRule="auto"/>
-        <w:rPr>
-          <w:rFonts w:ascii="Times New Roman" w:eastAsia="Times New Roman" w:hAnsi="Times New Roman" w:cs="Times New Roman"/>
-          <w:kern w:val="0"/>
-          <w14:ligatures w14:val="none"/>
-        </w:rPr>
-      </w:pPr>
-      <w:r>
-        <w:rPr>
-          <w:rFonts w:ascii="Times New Roman" w:eastAsia="Times New Roman" w:hAnsi="Times New Roman" w:cs="Times New Roman"/>
-          <w:kern w:val="0"/>
-          <w14:ligatures w14:val="none"/>
-        </w:rPr>
-        <w:t>B. went</w:t>
-      </w:r>
-    </w:p>
-    <w:p>
-      <w:pPr>
-        <w:spacing w:before="100" w:beforeAutospacing="1" w:after="100" w:afterAutospacing="1" w:line="240" w:lineRule="auto"/>
-        <w:rPr>
-          <w:rFonts w:ascii="Times New Roman" w:eastAsia="Times New Roman" w:hAnsi="Times New Roman" w:cs="Times New Roman"/>
-          <w:kern w:val="0"/>
-          <w14:ligatures w14:val="none"/>
-        </w:rPr>
-      </w:pPr>
-      <w:r>
-        <w:rPr>
-          <w:rFonts w:ascii="Times New Roman" w:eastAsia="Times New Roman" w:hAnsi="Times New Roman" w:cs="Times New Roman"/>
-          <w:kern w:val="0"/>
-          <w14:ligatures w14:val="none"/>
-        </w:rPr>
-        <w:t>C. was going</w:t>
+        <w:t>9.</w:t>
+      </w:r>
+    </w:p>
+    <w:p>
+      <w:pPr>
+        <w:spacing w:before="100" w:beforeAutospacing="1" w:after="100" w:afterAutospacing="1" w:line="240" w:lineRule="auto"/>
+        <w:rPr>
+          <w:rFonts w:ascii="Times New Roman" w:eastAsia="Times New Roman" w:hAnsi="Times New Roman" w:cs="Times New Roman"/>
+          <w:kern w:val="0"/>
+          <w14:ligatures w14:val="none"/>
+        </w:rPr>
+      </w:pPr>
+      <w:r>
+        <w:rPr>
+          <w:rFonts w:ascii="Times New Roman" w:eastAsia="Times New Roman" w:hAnsi="Times New Roman" w:cs="Times New Roman"/>
+          <w:kern w:val="0"/>
+          <w14:ligatures w14:val="none"/>
+        </w:rPr>
+        <w:t>A. work</w:t>
+      </w:r>
+    </w:p>
+    <w:p>
+      <w:pPr>
+        <w:spacing w:before="100" w:beforeAutospacing="1" w:after="100" w:afterAutospacing="1" w:line="240" w:lineRule="auto"/>
+        <w:rPr>
+          <w:rFonts w:ascii="Times New Roman" w:eastAsia="Times New Roman" w:hAnsi="Times New Roman" w:cs="Times New Roman"/>
+          <w:kern w:val="0"/>
+          <w14:ligatures w14:val="none"/>
+        </w:rPr>
+      </w:pPr>
+      <w:r>
+        <w:rPr>
+          <w:rFonts w:ascii="Times New Roman" w:eastAsia="Times New Roman" w:hAnsi="Times New Roman" w:cs="Times New Roman"/>
+          <w:kern w:val="0"/>
+          <w14:ligatures w14:val="none"/>
+        </w:rPr>
+        <w:t>B. works</w:t>
+      </w:r>
+    </w:p>
+    <w:p>
+      <w:pPr>
+        <w:spacing w:before="100" w:beforeAutospacing="1" w:after="100" w:afterAutospacing="1" w:line="240" w:lineRule="auto"/>
+        <w:rPr>
+          <w:rFonts w:ascii="Times New Roman" w:eastAsia="Times New Roman" w:hAnsi="Times New Roman" w:cs="Times New Roman"/>
+          <w:kern w:val="0"/>
+          <w14:ligatures w14:val="none"/>
+        </w:rPr>
+      </w:pPr>
+      <w:r>
+        <w:rPr>
+          <w:rFonts w:ascii="Times New Roman" w:eastAsia="Times New Roman" w:hAnsi="Times New Roman" w:cs="Times New Roman"/>
+          <w:kern w:val="0"/>
+          <w14:ligatures w14:val="none"/>
+        </w:rPr>
+        <w:t>C. is working</w:t>
       </w:r>
     </w:p>
     <w:p>
@@ -1157,7 +1290,7 @@
           <w:kern w:val="0"/>
           <w14:ligatures w14:val="none"/>
         </w:rPr>
-        <w:pict w14:anchorId="45180593">
+        <w:pict w14:anchorId="459AA641">
           <v:rect id="_x0000_i1036" style="width:0;height:1.5pt" o:hralign="center" o:hrstd="t" o:hr="t" fillcolor="#a0a0a0" stroked="f"/>
         </w:pict>
       </w:r>
@@ -1186,107 +1319,6 @@
           <w:szCs w:val="27"/>
           <w14:ligatures w14:val="none"/>
         </w:rPr>
-        <w:t>9.</w:t>
-      </w:r>
-    </w:p>
-    <w:p>
-      <w:pPr>
-        <w:spacing w:before="100" w:beforeAutospacing="1" w:after="100" w:afterAutospacing="1" w:line="240" w:lineRule="auto"/>
-        <w:rPr>
-          <w:rFonts w:ascii="Times New Roman" w:eastAsia="Times New Roman" w:hAnsi="Times New Roman" w:cs="Times New Roman"/>
-          <w:kern w:val="0"/>
-          <w14:ligatures w14:val="none"/>
-        </w:rPr>
-      </w:pPr>
-      <w:r>
-        <w:rPr>
-          <w:rFonts w:ascii="Times New Roman" w:eastAsia="Times New Roman" w:hAnsi="Times New Roman" w:cs="Times New Roman"/>
-          <w:kern w:val="0"/>
-          <w14:ligatures w14:val="none"/>
-        </w:rPr>
-        <w:t>A. work</w:t>
-      </w:r>
-    </w:p>
-    <w:p>
-      <w:pPr>
-        <w:spacing w:before="100" w:beforeAutospacing="1" w:after="100" w:afterAutospacing="1" w:line="240" w:lineRule="auto"/>
-        <w:rPr>
-          <w:rFonts w:ascii="Times New Roman" w:eastAsia="Times New Roman" w:hAnsi="Times New Roman" w:cs="Times New Roman"/>
-          <w:kern w:val="0"/>
-          <w14:ligatures w14:val="none"/>
-        </w:rPr>
-      </w:pPr>
-      <w:r>
-        <w:rPr>
-          <w:rFonts w:ascii="Times New Roman" w:eastAsia="Times New Roman" w:hAnsi="Times New Roman" w:cs="Times New Roman"/>
-          <w:kern w:val="0"/>
-          <w14:ligatures w14:val="none"/>
-        </w:rPr>
-        <w:t>B. works</w:t>
-      </w:r>
-    </w:p>
-    <w:p>
-      <w:pPr>
-        <w:spacing w:before="100" w:beforeAutospacing="1" w:after="100" w:afterAutospacing="1" w:line="240" w:lineRule="auto"/>
-        <w:rPr>
-          <w:rFonts w:ascii="Times New Roman" w:eastAsia="Times New Roman" w:hAnsi="Times New Roman" w:cs="Times New Roman"/>
-          <w:kern w:val="0"/>
-          <w14:ligatures w14:val="none"/>
-        </w:rPr>
-      </w:pPr>
-      <w:r>
-        <w:rPr>
-          <w:rFonts w:ascii="Times New Roman" w:eastAsia="Times New Roman" w:hAnsi="Times New Roman" w:cs="Times New Roman"/>
-          <w:kern w:val="0"/>
-          <w14:ligatures w14:val="none"/>
-        </w:rPr>
-        <w:t>C. is working</w:t>
-      </w:r>
-    </w:p>
-    <w:p>
-      <w:pPr>
-        <w:spacing w:after="0" w:line="240" w:lineRule="auto"/>
-        <w:rPr>
-          <w:rFonts w:ascii="Times New Roman" w:eastAsia="Times New Roman" w:hAnsi="Times New Roman" w:cs="Times New Roman"/>
-          <w:kern w:val="0"/>
-          <w14:ligatures w14:val="none"/>
-        </w:rPr>
-      </w:pPr>
-      <w:r>
-        <w:rPr>
-          <w:rFonts w:ascii="Times New Roman" w:eastAsia="Times New Roman" w:hAnsi="Times New Roman" w:cs="Times New Roman"/>
-          <w:kern w:val="0"/>
-          <w14:ligatures w14:val="none"/>
-        </w:rPr>
-        <w:pict w14:anchorId="459AA641">
-          <v:rect id="_x0000_i1037" style="width:0;height:1.5pt" o:hralign="center" o:hrstd="t" o:hr="t" fillcolor="#a0a0a0" stroked="f"/>
-        </w:pict>
-      </w:r>
-    </w:p>
-    <w:p>
-      <w:pPr>
-        <w:spacing w:before="100" w:beforeAutospacing="1" w:after="100" w:afterAutospacing="1" w:line="240" w:lineRule="auto"/>
-        <w:outlineLvl w:val="2"/>
-        <w:rPr>
-          <w:rFonts w:ascii="Times New Roman" w:eastAsia="Times New Roman" w:hAnsi="Times New Roman" w:cs="Times New Roman"/>
-          <w:b/>
-          <w:bCs/>
-          <w:kern w:val="0"/>
-          <w:sz w:val="27"/>
-          <w:szCs w:val="27"/>
-          <w14:ligatures w14:val="none"/>
-        </w:rPr>
-      </w:pPr>
-      <w:r>
-        <w:rPr>
-          <w:rFonts w:ascii="Times New Roman" w:eastAsia="Times New Roman" w:hAnsi="Times New Roman" w:cs="Times New Roman"/>
-          <w:b/>
-          <w:bCs/>
-          <w:kern w:val="0"/>
-          <w:sz w:val="27"/>
-          <w:szCs w:val="27"/>
-          <w14:ligatures w14:val="none"/>
-        </w:rPr>
         <w:t>10.</w:t>
       </w:r>
     </w:p>
@@ -1361,7 +1393,7 @@
         </w:rPr>
         <w:lastRenderedPageBreak/>
         <w:pict w14:anchorId="58E8DAE3">
-          <v:rect id="_x0000_i1038" style="width:0;height:1.5pt" o:hralign="center" o:hrstd="t" o:hr="t" fillcolor="#a0a0a0" stroked="f"/>
+          <v:rect id="_x0000_i1037" style="width:0;height:1.5pt" o:hralign="center" o:hrstd="t" o:hr="t" fillcolor="#a0a0a0" stroked="f"/>
         </w:pict>
       </w:r>
     </w:p>
@@ -1646,7 +1678,7 @@
           <w14:ligatures w14:val="none"/>
         </w:rPr>
         <w:pict w14:anchorId="7822170B">
-          <v:rect id="_x0000_i1039" style="width:0;height:1.5pt" o:hralign="center" o:hrstd="t" o:hr="t" fillcolor="#a0a0a0" stroked="f"/>
+          <v:rect id="_x0000_i1038" style="width:0;height:1.5pt" o:hralign="center" o:hrstd="t" o:hr="t" fillcolor="#a0a0a0" stroked="f"/>
         </w:pict>
       </w:r>
     </w:p>
@@ -1792,6 +1824,107 @@
           <w14:ligatures w14:val="none"/>
         </w:rPr>
         <w:pict w14:anchorId="4EDB065E">
+          <v:rect id="_x0000_i1039" style="width:0;height:1.5pt" o:hralign="center" o:hrstd="t" o:hr="t" fillcolor="#a0a0a0" stroked="f"/>
+        </w:pict>
+      </w:r>
+    </w:p>
+    <w:p>
+      <w:pPr>
+        <w:spacing w:before="100" w:beforeAutospacing="1" w:after="100" w:afterAutospacing="1" w:line="240" w:lineRule="auto"/>
+        <w:outlineLvl w:val="2"/>
+        <w:rPr>
+          <w:rFonts w:ascii="Times New Roman" w:eastAsia="Times New Roman" w:hAnsi="Times New Roman" w:cs="Times New Roman"/>
+          <w:b/>
+          <w:bCs/>
+          <w:kern w:val="0"/>
+          <w:sz w:val="27"/>
+          <w:szCs w:val="27"/>
+          <w14:ligatures w14:val="none"/>
+        </w:rPr>
+      </w:pPr>
+      <w:r>
+        <w:rPr>
+          <w:rFonts w:ascii="Times New Roman" w:eastAsia="Times New Roman" w:hAnsi="Times New Roman" w:cs="Times New Roman"/>
+          <w:b/>
+          <w:bCs/>
+          <w:kern w:val="0"/>
+          <w:sz w:val="27"/>
+          <w:szCs w:val="27"/>
+          <w14:ligatures w14:val="none"/>
+        </w:rPr>
+        <w:t>2.</w:t>
+      </w:r>
+    </w:p>
+    <w:p>
+      <w:pPr>
+        <w:spacing w:before="100" w:beforeAutospacing="1" w:after="100" w:afterAutospacing="1" w:line="240" w:lineRule="auto"/>
+        <w:rPr>
+          <w:rFonts w:ascii="Times New Roman" w:eastAsia="Times New Roman" w:hAnsi="Times New Roman" w:cs="Times New Roman"/>
+          <w:kern w:val="0"/>
+          <w14:ligatures w14:val="none"/>
+        </w:rPr>
+      </w:pPr>
+      <w:r>
+        <w:rPr>
+          <w:rFonts w:ascii="Times New Roman" w:eastAsia="Times New Roman" w:hAnsi="Times New Roman" w:cs="Times New Roman"/>
+          <w:kern w:val="0"/>
+          <w14:ligatures w14:val="none"/>
+        </w:rPr>
+        <w:t>They are watching TV.</w:t>
+      </w:r>
+    </w:p>
+    <w:p>
+      <w:pPr>
+        <w:spacing w:before="100" w:beforeAutospacing="1" w:after="100" w:afterAutospacing="1" w:line="240" w:lineRule="auto"/>
+        <w:rPr>
+          <w:rFonts w:ascii="Times New Roman" w:eastAsia="Times New Roman" w:hAnsi="Times New Roman" w:cs="Times New Roman"/>
+          <w:kern w:val="0"/>
+          <w14:ligatures w14:val="none"/>
+        </w:rPr>
+      </w:pPr>
+      <w:r>
+        <w:rPr>
+          <w:rFonts w:ascii="Times New Roman" w:eastAsia="Times New Roman" w:hAnsi="Times New Roman" w:cs="Times New Roman"/>
+          <w:kern w:val="0"/>
+          <w14:ligatures w14:val="none"/>
+        </w:rPr>
+        <w:t>(Câu hỏi)</w:t>
+      </w:r>
+    </w:p>
+    <w:p>
+      <w:pPr>
+        <w:spacing w:before="100" w:beforeAutospacing="1" w:after="100" w:afterAutospacing="1" w:line="240" w:lineRule="auto"/>
+        <w:rPr>
+          <w:rFonts w:ascii="Times New Roman" w:eastAsia="Times New Roman" w:hAnsi="Times New Roman" w:cs="Times New Roman"/>
+          <w:kern w:val="0"/>
+          <w14:ligatures w14:val="none"/>
+        </w:rPr>
+      </w:pPr>
+      <w:r>
+        <w:rPr>
+          <w:rFonts w:ascii="Times New Roman" w:eastAsia="Times New Roman" w:hAnsi="Times New Roman" w:cs="Times New Roman"/>
+          <w:kern w:val="0"/>
+          <w14:ligatures w14:val="none"/>
+        </w:rPr>
+        <w:t>→ ___________________________</w:t>
+      </w:r>
+    </w:p>
+    <w:p>
+      <w:pPr>
+        <w:spacing w:after="0" w:line="240" w:lineRule="auto"/>
+        <w:rPr>
+          <w:rFonts w:ascii="Times New Roman" w:eastAsia="Times New Roman" w:hAnsi="Times New Roman" w:cs="Times New Roman"/>
+          <w:kern w:val="0"/>
+          <w14:ligatures w14:val="none"/>
+        </w:rPr>
+      </w:pPr>
+      <w:r>
+        <w:rPr>
+          <w:rFonts w:ascii="Times New Roman" w:eastAsia="Times New Roman" w:hAnsi="Times New Roman" w:cs="Times New Roman"/>
+          <w:kern w:val="0"/>
+          <w14:ligatures w14:val="none"/>
+        </w:rPr>
+        <w:pict w14:anchorId="43902A47">
           <v:rect id="_x0000_i1040" style="width:0;height:1.5pt" o:hralign="center" o:hrstd="t" o:hr="t" fillcolor="#a0a0a0" stroked="f"/>
         </w:pict>
       </w:r>
@@ -1820,25 +1953,26 @@
           <w:szCs w:val="27"/>
           <w14:ligatures w14:val="none"/>
         </w:rPr>
-        <w:t>2.</w:t>
-      </w:r>
-    </w:p>
-    <w:p>
-      <w:pPr>
-        <w:spacing w:before="100" w:beforeAutospacing="1" w:after="100" w:afterAutospacing="1" w:line="240" w:lineRule="auto"/>
-        <w:rPr>
-          <w:rFonts w:ascii="Times New Roman" w:eastAsia="Times New Roman" w:hAnsi="Times New Roman" w:cs="Times New Roman"/>
-          <w:kern w:val="0"/>
-          <w14:ligatures w14:val="none"/>
-        </w:rPr>
-      </w:pPr>
-      <w:r>
-        <w:rPr>
-          <w:rFonts w:ascii="Times New Roman" w:eastAsia="Times New Roman" w:hAnsi="Times New Roman" w:cs="Times New Roman"/>
-          <w:kern w:val="0"/>
-          <w14:ligatures w14:val="none"/>
-        </w:rPr>
-        <w:t>They are watching TV.</w:t>
+        <w:lastRenderedPageBreak/>
+        <w:t>3.</w:t>
+      </w:r>
+    </w:p>
+    <w:p>
+      <w:pPr>
+        <w:spacing w:before="100" w:beforeAutospacing="1" w:after="100" w:afterAutospacing="1" w:line="240" w:lineRule="auto"/>
+        <w:rPr>
+          <w:rFonts w:ascii="Times New Roman" w:eastAsia="Times New Roman" w:hAnsi="Times New Roman" w:cs="Times New Roman"/>
+          <w:kern w:val="0"/>
+          <w14:ligatures w14:val="none"/>
+        </w:rPr>
+      </w:pPr>
+      <w:r>
+        <w:rPr>
+          <w:rFonts w:ascii="Times New Roman" w:eastAsia="Times New Roman" w:hAnsi="Times New Roman" w:cs="Times New Roman"/>
+          <w:kern w:val="0"/>
+          <w14:ligatures w14:val="none"/>
+        </w:rPr>
+        <w:t>Tom visited Hue yesterday.</w:t>
       </w:r>
     </w:p>
     <w:p>
@@ -1892,7 +2026,7 @@
           <w:kern w:val="0"/>
           <w14:ligatures w14:val="none"/>
         </w:rPr>
-        <w:pict w14:anchorId="43902A47">
+        <w:pict w14:anchorId="0CB2AF60">
           <v:rect id="_x0000_i1041" style="width:0;height:1.5pt" o:hralign="center" o:hrstd="t" o:hr="t" fillcolor="#a0a0a0" stroked="f"/>
         </w:pict>
       </w:r>
@@ -1921,44 +2055,43 @@
           <w:szCs w:val="27"/>
           <w14:ligatures w14:val="none"/>
         </w:rPr>
-        <w:lastRenderedPageBreak/>
-        <w:t>3.</w:t>
-      </w:r>
-    </w:p>
-    <w:p>
-      <w:pPr>
-        <w:spacing w:before="100" w:beforeAutospacing="1" w:after="100" w:afterAutospacing="1" w:line="240" w:lineRule="auto"/>
-        <w:rPr>
-          <w:rFonts w:ascii="Times New Roman" w:eastAsia="Times New Roman" w:hAnsi="Times New Roman" w:cs="Times New Roman"/>
-          <w:kern w:val="0"/>
-          <w14:ligatures w14:val="none"/>
-        </w:rPr>
-      </w:pPr>
-      <w:r>
-        <w:rPr>
-          <w:rFonts w:ascii="Times New Roman" w:eastAsia="Times New Roman" w:hAnsi="Times New Roman" w:cs="Times New Roman"/>
-          <w:kern w:val="0"/>
-          <w14:ligatures w14:val="none"/>
-        </w:rPr>
-        <w:t>Tom visited Hue yesterday.</w:t>
-      </w:r>
-    </w:p>
-    <w:p>
-      <w:pPr>
-        <w:spacing w:before="100" w:beforeAutospacing="1" w:after="100" w:afterAutospacing="1" w:line="240" w:lineRule="auto"/>
-        <w:rPr>
-          <w:rFonts w:ascii="Times New Roman" w:eastAsia="Times New Roman" w:hAnsi="Times New Roman" w:cs="Times New Roman"/>
-          <w:kern w:val="0"/>
-          <w14:ligatures w14:val="none"/>
-        </w:rPr>
-      </w:pPr>
-      <w:r>
-        <w:rPr>
-          <w:rFonts w:ascii="Times New Roman" w:eastAsia="Times New Roman" w:hAnsi="Times New Roman" w:cs="Times New Roman"/>
-          <w:kern w:val="0"/>
-          <w14:ligatures w14:val="none"/>
-        </w:rPr>
-        <w:t>(Câu hỏi)</w:t>
+        <w:t>4.</w:t>
+      </w:r>
+    </w:p>
+    <w:p>
+      <w:pPr>
+        <w:spacing w:before="100" w:beforeAutospacing="1" w:after="100" w:afterAutospacing="1" w:line="240" w:lineRule="auto"/>
+        <w:rPr>
+          <w:rFonts w:ascii="Times New Roman" w:eastAsia="Times New Roman" w:hAnsi="Times New Roman" w:cs="Times New Roman"/>
+          <w:kern w:val="0"/>
+          <w14:ligatures w14:val="none"/>
+        </w:rPr>
+      </w:pPr>
+      <w:r>
+        <w:rPr>
+          <w:rFonts w:ascii="Times New Roman" w:eastAsia="Times New Roman" w:hAnsi="Times New Roman" w:cs="Times New Roman"/>
+          <w:kern w:val="0"/>
+          <w14:ligatures w14:val="none"/>
+        </w:rPr>
+        <w:t>We were playing football.</w:t>
+      </w:r>
+    </w:p>
+    <w:p>
+      <w:pPr>
+        <w:spacing w:before="100" w:beforeAutospacing="1" w:after="100" w:afterAutospacing="1" w:line="240" w:lineRule="auto"/>
+        <w:rPr>
+          <w:rFonts w:ascii="Times New Roman" w:eastAsia="Times New Roman" w:hAnsi="Times New Roman" w:cs="Times New Roman"/>
+          <w:kern w:val="0"/>
+          <w14:ligatures w14:val="none"/>
+        </w:rPr>
+      </w:pPr>
+      <w:r>
+        <w:rPr>
+          <w:rFonts w:ascii="Times New Roman" w:eastAsia="Times New Roman" w:hAnsi="Times New Roman" w:cs="Times New Roman"/>
+          <w:kern w:val="0"/>
+          <w14:ligatures w14:val="none"/>
+        </w:rPr>
+        <w:t>(Phủ định)</w:t>
       </w:r>
     </w:p>
     <w:p>
@@ -1994,7 +2127,7 @@
           <w:kern w:val="0"/>
           <w14:ligatures w14:val="none"/>
         </w:rPr>
-        <w:pict w14:anchorId="0CB2AF60">
+        <w:pict w14:anchorId="3DFEB796">
           <v:rect id="_x0000_i1042" style="width:0;height:1.5pt" o:hralign="center" o:hrstd="t" o:hr="t" fillcolor="#a0a0a0" stroked="f"/>
         </w:pict>
       </w:r>
@@ -2023,43 +2156,43 @@
           <w:szCs w:val="27"/>
           <w14:ligatures w14:val="none"/>
         </w:rPr>
-        <w:t>4.</w:t>
-      </w:r>
-    </w:p>
-    <w:p>
-      <w:pPr>
-        <w:spacing w:before="100" w:beforeAutospacing="1" w:after="100" w:afterAutospacing="1" w:line="240" w:lineRule="auto"/>
-        <w:rPr>
-          <w:rFonts w:ascii="Times New Roman" w:eastAsia="Times New Roman" w:hAnsi="Times New Roman" w:cs="Times New Roman"/>
-          <w:kern w:val="0"/>
-          <w14:ligatures w14:val="none"/>
-        </w:rPr>
-      </w:pPr>
-      <w:r>
-        <w:rPr>
-          <w:rFonts w:ascii="Times New Roman" w:eastAsia="Times New Roman" w:hAnsi="Times New Roman" w:cs="Times New Roman"/>
-          <w:kern w:val="0"/>
-          <w14:ligatures w14:val="none"/>
-        </w:rPr>
-        <w:t>We were playing football.</w:t>
-      </w:r>
-    </w:p>
-    <w:p>
-      <w:pPr>
-        <w:spacing w:before="100" w:beforeAutospacing="1" w:after="100" w:afterAutospacing="1" w:line="240" w:lineRule="auto"/>
-        <w:rPr>
-          <w:rFonts w:ascii="Times New Roman" w:eastAsia="Times New Roman" w:hAnsi="Times New Roman" w:cs="Times New Roman"/>
-          <w:kern w:val="0"/>
-          <w14:ligatures w14:val="none"/>
-        </w:rPr>
-      </w:pPr>
-      <w:r>
-        <w:rPr>
-          <w:rFonts w:ascii="Times New Roman" w:eastAsia="Times New Roman" w:hAnsi="Times New Roman" w:cs="Times New Roman"/>
-          <w:kern w:val="0"/>
-          <w14:ligatures w14:val="none"/>
-        </w:rPr>
-        <w:t>(Phủ định)</w:t>
+        <w:t>5.</w:t>
+      </w:r>
+    </w:p>
+    <w:p>
+      <w:pPr>
+        <w:spacing w:before="100" w:beforeAutospacing="1" w:after="100" w:afterAutospacing="1" w:line="240" w:lineRule="auto"/>
+        <w:rPr>
+          <w:rFonts w:ascii="Times New Roman" w:eastAsia="Times New Roman" w:hAnsi="Times New Roman" w:cs="Times New Roman"/>
+          <w:kern w:val="0"/>
+          <w14:ligatures w14:val="none"/>
+        </w:rPr>
+      </w:pPr>
+      <w:r>
+        <w:rPr>
+          <w:rFonts w:ascii="Times New Roman" w:eastAsia="Times New Roman" w:hAnsi="Times New Roman" w:cs="Times New Roman"/>
+          <w:kern w:val="0"/>
+          <w14:ligatures w14:val="none"/>
+        </w:rPr>
+        <w:t>My father drinks coffee every morning.</w:t>
+      </w:r>
+    </w:p>
+    <w:p>
+      <w:pPr>
+        <w:spacing w:before="100" w:beforeAutospacing="1" w:after="100" w:afterAutospacing="1" w:line="240" w:lineRule="auto"/>
+        <w:rPr>
+          <w:rFonts w:ascii="Times New Roman" w:eastAsia="Times New Roman" w:hAnsi="Times New Roman" w:cs="Times New Roman"/>
+          <w:kern w:val="0"/>
+          <w14:ligatures w14:val="none"/>
+        </w:rPr>
+      </w:pPr>
+      <w:r>
+        <w:rPr>
+          <w:rFonts w:ascii="Times New Roman" w:eastAsia="Times New Roman" w:hAnsi="Times New Roman" w:cs="Times New Roman"/>
+          <w:kern w:val="0"/>
+          <w14:ligatures w14:val="none"/>
+        </w:rPr>
+        <w:t>(Câu hỏi)</w:t>
       </w:r>
     </w:p>
     <w:p>
@@ -2095,7 +2228,7 @@
           <w:kern w:val="0"/>
           <w14:ligatures w14:val="none"/>
         </w:rPr>
-        <w:pict w14:anchorId="3DFEB796">
+        <w:pict w14:anchorId="6FD5DACB">
           <v:rect id="_x0000_i1043" style="width:0;height:1.5pt" o:hralign="center" o:hrstd="t" o:hr="t" fillcolor="#a0a0a0" stroked="f"/>
         </w:pict>
       </w:r>
@@ -2124,25 +2257,25 @@
           <w:szCs w:val="27"/>
           <w14:ligatures w14:val="none"/>
         </w:rPr>
-        <w:t>5.</w:t>
-      </w:r>
-    </w:p>
-    <w:p>
-      <w:pPr>
-        <w:spacing w:before="100" w:beforeAutospacing="1" w:after="100" w:afterAutospacing="1" w:line="240" w:lineRule="auto"/>
-        <w:rPr>
-          <w:rFonts w:ascii="Times New Roman" w:eastAsia="Times New Roman" w:hAnsi="Times New Roman" w:cs="Times New Roman"/>
-          <w:kern w:val="0"/>
-          <w14:ligatures w14:val="none"/>
-        </w:rPr>
-      </w:pPr>
-      <w:r>
-        <w:rPr>
-          <w:rFonts w:ascii="Times New Roman" w:eastAsia="Times New Roman" w:hAnsi="Times New Roman" w:cs="Times New Roman"/>
-          <w:kern w:val="0"/>
-          <w14:ligatures w14:val="none"/>
-        </w:rPr>
-        <w:t>My father drinks coffee every morning.</w:t>
+        <w:t>6.</w:t>
+      </w:r>
+    </w:p>
+    <w:p>
+      <w:pPr>
+        <w:spacing w:before="100" w:beforeAutospacing="1" w:after="100" w:afterAutospacing="1" w:line="240" w:lineRule="auto"/>
+        <w:rPr>
+          <w:rFonts w:ascii="Times New Roman" w:eastAsia="Times New Roman" w:hAnsi="Times New Roman" w:cs="Times New Roman"/>
+          <w:kern w:val="0"/>
+          <w14:ligatures w14:val="none"/>
+        </w:rPr>
+      </w:pPr>
+      <w:r>
+        <w:rPr>
+          <w:rFonts w:ascii="Times New Roman" w:eastAsia="Times New Roman" w:hAnsi="Times New Roman" w:cs="Times New Roman"/>
+          <w:kern w:val="0"/>
+          <w14:ligatures w14:val="none"/>
+        </w:rPr>
+        <w:t>She was reading a book.</w:t>
       </w:r>
     </w:p>
     <w:p>
@@ -2196,7 +2329,7 @@
           <w:kern w:val="0"/>
           <w14:ligatures w14:val="none"/>
         </w:rPr>
-        <w:pict w14:anchorId="6FD5DACB">
+        <w:pict w14:anchorId="7A378DC3">
           <v:rect id="_x0000_i1044" style="width:0;height:1.5pt" o:hralign="center" o:hrstd="t" o:hr="t" fillcolor="#a0a0a0" stroked="f"/>
         </w:pict>
       </w:r>
@@ -2225,60 +2358,61 @@
           <w:szCs w:val="27"/>
           <w14:ligatures w14:val="none"/>
         </w:rPr>
-        <w:t>6.</w:t>
-      </w:r>
-    </w:p>
-    <w:p>
-      <w:pPr>
-        <w:spacing w:before="100" w:beforeAutospacing="1" w:after="100" w:afterAutospacing="1" w:line="240" w:lineRule="auto"/>
-        <w:rPr>
-          <w:rFonts w:ascii="Times New Roman" w:eastAsia="Times New Roman" w:hAnsi="Times New Roman" w:cs="Times New Roman"/>
-          <w:kern w:val="0"/>
-          <w14:ligatures w14:val="none"/>
-        </w:rPr>
-      </w:pPr>
-      <w:r>
-        <w:rPr>
-          <w:rFonts w:ascii="Times New Roman" w:eastAsia="Times New Roman" w:hAnsi="Times New Roman" w:cs="Times New Roman"/>
-          <w:kern w:val="0"/>
-          <w14:ligatures w14:val="none"/>
-        </w:rPr>
-        <w:t>She was reading a book.</w:t>
-      </w:r>
-    </w:p>
-    <w:p>
-      <w:pPr>
-        <w:spacing w:before="100" w:beforeAutospacing="1" w:after="100" w:afterAutospacing="1" w:line="240" w:lineRule="auto"/>
-        <w:rPr>
-          <w:rFonts w:ascii="Times New Roman" w:eastAsia="Times New Roman" w:hAnsi="Times New Roman" w:cs="Times New Roman"/>
-          <w:kern w:val="0"/>
-          <w14:ligatures w14:val="none"/>
-        </w:rPr>
-      </w:pPr>
-      <w:r>
-        <w:rPr>
-          <w:rFonts w:ascii="Times New Roman" w:eastAsia="Times New Roman" w:hAnsi="Times New Roman" w:cs="Times New Roman"/>
-          <w:kern w:val="0"/>
-          <w14:ligatures w14:val="none"/>
-        </w:rPr>
-        <w:t>(Câu hỏi)</w:t>
-      </w:r>
-    </w:p>
-    <w:p>
-      <w:pPr>
-        <w:spacing w:before="100" w:beforeAutospacing="1" w:after="100" w:afterAutospacing="1" w:line="240" w:lineRule="auto"/>
-        <w:rPr>
-          <w:rFonts w:ascii="Times New Roman" w:eastAsia="Times New Roman" w:hAnsi="Times New Roman" w:cs="Times New Roman"/>
-          <w:kern w:val="0"/>
-          <w14:ligatures w14:val="none"/>
-        </w:rPr>
-      </w:pPr>
-      <w:r>
-        <w:rPr>
-          <w:rFonts w:ascii="Times New Roman" w:eastAsia="Times New Roman" w:hAnsi="Times New Roman" w:cs="Times New Roman"/>
-          <w:kern w:val="0"/>
-          <w14:ligatures w14:val="none"/>
-        </w:rPr>
+        <w:t>7.</w:t>
+      </w:r>
+    </w:p>
+    <w:p>
+      <w:pPr>
+        <w:spacing w:before="100" w:beforeAutospacing="1" w:after="100" w:afterAutospacing="1" w:line="240" w:lineRule="auto"/>
+        <w:rPr>
+          <w:rFonts w:ascii="Times New Roman" w:eastAsia="Times New Roman" w:hAnsi="Times New Roman" w:cs="Times New Roman"/>
+          <w:kern w:val="0"/>
+          <w14:ligatures w14:val="none"/>
+        </w:rPr>
+      </w:pPr>
+      <w:r>
+        <w:rPr>
+          <w:rFonts w:ascii="Times New Roman" w:eastAsia="Times New Roman" w:hAnsi="Times New Roman" w:cs="Times New Roman"/>
+          <w:kern w:val="0"/>
+          <w14:ligatures w14:val="none"/>
+        </w:rPr>
+        <w:t>I watched TV yesterday.</w:t>
+      </w:r>
+    </w:p>
+    <w:p>
+      <w:pPr>
+        <w:spacing w:before="100" w:beforeAutospacing="1" w:after="100" w:afterAutospacing="1" w:line="240" w:lineRule="auto"/>
+        <w:rPr>
+          <w:rFonts w:ascii="Times New Roman" w:eastAsia="Times New Roman" w:hAnsi="Times New Roman" w:cs="Times New Roman"/>
+          <w:kern w:val="0"/>
+          <w14:ligatures w14:val="none"/>
+        </w:rPr>
+      </w:pPr>
+      <w:r>
+        <w:rPr>
+          <w:rFonts w:ascii="Times New Roman" w:eastAsia="Times New Roman" w:hAnsi="Times New Roman" w:cs="Times New Roman"/>
+          <w:kern w:val="0"/>
+          <w14:ligatures w14:val="none"/>
+        </w:rPr>
+        <w:t>(Phủ định)</w:t>
+      </w:r>
+    </w:p>
+    <w:p>
+      <w:pPr>
+        <w:spacing w:before="100" w:beforeAutospacing="1" w:after="100" w:afterAutospacing="1" w:line="240" w:lineRule="auto"/>
+        <w:rPr>
+          <w:rFonts w:ascii="Times New Roman" w:eastAsia="Times New Roman" w:hAnsi="Times New Roman" w:cs="Times New Roman"/>
+          <w:kern w:val="0"/>
+          <w14:ligatures w14:val="none"/>
+        </w:rPr>
+      </w:pPr>
+      <w:r>
+        <w:rPr>
+          <w:rFonts w:ascii="Times New Roman" w:eastAsia="Times New Roman" w:hAnsi="Times New Roman" w:cs="Times New Roman"/>
+          <w:kern w:val="0"/>
+          <w14:ligatures w14:val="none"/>
+        </w:rPr>
+        <w:lastRenderedPageBreak/>
         <w:t>→ ___________________________</w:t>
       </w:r>
     </w:p>
@@ -2297,7 +2431,7 @@
           <w:kern w:val="0"/>
           <w14:ligatures w14:val="none"/>
         </w:rPr>
-        <w:pict w14:anchorId="7A378DC3">
+        <w:pict w14:anchorId="404660F5">
           <v:rect id="_x0000_i1045" style="width:0;height:1.5pt" o:hralign="center" o:hrstd="t" o:hr="t" fillcolor="#a0a0a0" stroked="f"/>
         </w:pict>
       </w:r>
@@ -2326,25 +2460,25 @@
           <w:szCs w:val="27"/>
           <w14:ligatures w14:val="none"/>
         </w:rPr>
-        <w:t>7.</w:t>
-      </w:r>
-    </w:p>
-    <w:p>
-      <w:pPr>
-        <w:spacing w:before="100" w:beforeAutospacing="1" w:after="100" w:afterAutospacing="1" w:line="240" w:lineRule="auto"/>
-        <w:rPr>
-          <w:rFonts w:ascii="Times New Roman" w:eastAsia="Times New Roman" w:hAnsi="Times New Roman" w:cs="Times New Roman"/>
-          <w:kern w:val="0"/>
-          <w14:ligatures w14:val="none"/>
-        </w:rPr>
-      </w:pPr>
-      <w:r>
-        <w:rPr>
-          <w:rFonts w:ascii="Times New Roman" w:eastAsia="Times New Roman" w:hAnsi="Times New Roman" w:cs="Times New Roman"/>
-          <w:kern w:val="0"/>
-          <w14:ligatures w14:val="none"/>
-        </w:rPr>
-        <w:t>I watched TV yesterday.</w:t>
+        <w:t>8.</w:t>
+      </w:r>
+    </w:p>
+    <w:p>
+      <w:pPr>
+        <w:spacing w:before="100" w:beforeAutospacing="1" w:after="100" w:afterAutospacing="1" w:line="240" w:lineRule="auto"/>
+        <w:rPr>
+          <w:rFonts w:ascii="Times New Roman" w:eastAsia="Times New Roman" w:hAnsi="Times New Roman" w:cs="Times New Roman"/>
+          <w:kern w:val="0"/>
+          <w14:ligatures w14:val="none"/>
+        </w:rPr>
+      </w:pPr>
+      <w:r>
+        <w:rPr>
+          <w:rFonts w:ascii="Times New Roman" w:eastAsia="Times New Roman" w:hAnsi="Times New Roman" w:cs="Times New Roman"/>
+          <w:kern w:val="0"/>
+          <w14:ligatures w14:val="none"/>
+        </w:rPr>
+        <w:t>The children are playing outside.</w:t>
       </w:r>
     </w:p>
     <w:p>
@@ -2380,7 +2514,6 @@
           <w:kern w:val="0"/>
           <w14:ligatures w14:val="none"/>
         </w:rPr>
-        <w:lastRenderedPageBreak/>
         <w:t>→ ___________________________</w:t>
       </w:r>
     </w:p>
@@ -2399,7 +2532,7 @@
           <w:kern w:val="0"/>
           <w14:ligatures w14:val="none"/>
         </w:rPr>
-        <w:pict w14:anchorId="404660F5">
+        <w:pict w14:anchorId="67027F3A">
           <v:rect id="_x0000_i1046" style="width:0;height:1.5pt" o:hralign="center" o:hrstd="t" o:hr="t" fillcolor="#a0a0a0" stroked="f"/>
         </w:pict>
       </w:r>
@@ -2428,43 +2561,43 @@
           <w:szCs w:val="27"/>
           <w14:ligatures w14:val="none"/>
         </w:rPr>
-        <w:t>8.</w:t>
-      </w:r>
-    </w:p>
-    <w:p>
-      <w:pPr>
-        <w:spacing w:before="100" w:beforeAutospacing="1" w:after="100" w:afterAutospacing="1" w:line="240" w:lineRule="auto"/>
-        <w:rPr>
-          <w:rFonts w:ascii="Times New Roman" w:eastAsia="Times New Roman" w:hAnsi="Times New Roman" w:cs="Times New Roman"/>
-          <w:kern w:val="0"/>
-          <w14:ligatures w14:val="none"/>
-        </w:rPr>
-      </w:pPr>
-      <w:r>
-        <w:rPr>
-          <w:rFonts w:ascii="Times New Roman" w:eastAsia="Times New Roman" w:hAnsi="Times New Roman" w:cs="Times New Roman"/>
-          <w:kern w:val="0"/>
-          <w14:ligatures w14:val="none"/>
-        </w:rPr>
-        <w:t>The children are playing outside.</w:t>
-      </w:r>
-    </w:p>
-    <w:p>
-      <w:pPr>
-        <w:spacing w:before="100" w:beforeAutospacing="1" w:after="100" w:afterAutospacing="1" w:line="240" w:lineRule="auto"/>
-        <w:rPr>
-          <w:rFonts w:ascii="Times New Roman" w:eastAsia="Times New Roman" w:hAnsi="Times New Roman" w:cs="Times New Roman"/>
-          <w:kern w:val="0"/>
-          <w14:ligatures w14:val="none"/>
-        </w:rPr>
-      </w:pPr>
-      <w:r>
-        <w:rPr>
-          <w:rFonts w:ascii="Times New Roman" w:eastAsia="Times New Roman" w:hAnsi="Times New Roman" w:cs="Times New Roman"/>
-          <w:kern w:val="0"/>
-          <w14:ligatures w14:val="none"/>
-        </w:rPr>
-        <w:t>(Phủ định)</w:t>
+        <w:t>9.</w:t>
+      </w:r>
+    </w:p>
+    <w:p>
+      <w:pPr>
+        <w:spacing w:before="100" w:beforeAutospacing="1" w:after="100" w:afterAutospacing="1" w:line="240" w:lineRule="auto"/>
+        <w:rPr>
+          <w:rFonts w:ascii="Times New Roman" w:eastAsia="Times New Roman" w:hAnsi="Times New Roman" w:cs="Times New Roman"/>
+          <w:kern w:val="0"/>
+          <w14:ligatures w14:val="none"/>
+        </w:rPr>
+      </w:pPr>
+      <w:r>
+        <w:rPr>
+          <w:rFonts w:ascii="Times New Roman" w:eastAsia="Times New Roman" w:hAnsi="Times New Roman" w:cs="Times New Roman"/>
+          <w:kern w:val="0"/>
+          <w14:ligatures w14:val="none"/>
+        </w:rPr>
+        <w:t>He studies English every day.</w:t>
+      </w:r>
+    </w:p>
+    <w:p>
+      <w:pPr>
+        <w:spacing w:before="100" w:beforeAutospacing="1" w:after="100" w:afterAutospacing="1" w:line="240" w:lineRule="auto"/>
+        <w:rPr>
+          <w:rFonts w:ascii="Times New Roman" w:eastAsia="Times New Roman" w:hAnsi="Times New Roman" w:cs="Times New Roman"/>
+          <w:kern w:val="0"/>
+          <w14:ligatures w14:val="none"/>
+        </w:rPr>
+      </w:pPr>
+      <w:r>
+        <w:rPr>
+          <w:rFonts w:ascii="Times New Roman" w:eastAsia="Times New Roman" w:hAnsi="Times New Roman" w:cs="Times New Roman"/>
+          <w:kern w:val="0"/>
+          <w14:ligatures w14:val="none"/>
+        </w:rPr>
+        <w:t>(Câu hỏi)</w:t>
       </w:r>
     </w:p>
     <w:p>
@@ -2500,7 +2633,7 @@
           <w:kern w:val="0"/>
           <w14:ligatures w14:val="none"/>
         </w:rPr>
-        <w:pict w14:anchorId="67027F3A">
+        <w:pict w14:anchorId="65D7C74F">
           <v:rect id="_x0000_i1047" style="width:0;height:1.5pt" o:hralign="center" o:hrstd="t" o:hr="t" fillcolor="#a0a0a0" stroked="f"/>
         </w:pict>
       </w:r>
@@ -2529,25 +2662,25 @@
           <w:szCs w:val="27"/>
           <w14:ligatures w14:val="none"/>
         </w:rPr>
-        <w:t>9.</w:t>
-      </w:r>
-    </w:p>
-    <w:p>
-      <w:pPr>
-        <w:spacing w:before="100" w:beforeAutospacing="1" w:after="100" w:afterAutospacing="1" w:line="240" w:lineRule="auto"/>
-        <w:rPr>
-          <w:rFonts w:ascii="Times New Roman" w:eastAsia="Times New Roman" w:hAnsi="Times New Roman" w:cs="Times New Roman"/>
-          <w:kern w:val="0"/>
-          <w14:ligatures w14:val="none"/>
-        </w:rPr>
-      </w:pPr>
-      <w:r>
-        <w:rPr>
-          <w:rFonts w:ascii="Times New Roman" w:eastAsia="Times New Roman" w:hAnsi="Times New Roman" w:cs="Times New Roman"/>
-          <w:kern w:val="0"/>
-          <w14:ligatures w14:val="none"/>
-        </w:rPr>
-        <w:t>He studies English every day.</w:t>
+        <w:t>10.</w:t>
+      </w:r>
+    </w:p>
+    <w:p>
+      <w:pPr>
+        <w:spacing w:before="100" w:beforeAutospacing="1" w:after="100" w:afterAutospacing="1" w:line="240" w:lineRule="auto"/>
+        <w:rPr>
+          <w:rFonts w:ascii="Times New Roman" w:eastAsia="Times New Roman" w:hAnsi="Times New Roman" w:cs="Times New Roman"/>
+          <w:kern w:val="0"/>
+          <w14:ligatures w14:val="none"/>
+        </w:rPr>
+      </w:pPr>
+      <w:r>
+        <w:rPr>
+          <w:rFonts w:ascii="Times New Roman" w:eastAsia="Times New Roman" w:hAnsi="Times New Roman" w:cs="Times New Roman"/>
+          <w:kern w:val="0"/>
+          <w14:ligatures w14:val="none"/>
+        </w:rPr>
+        <w:t>They were waiting for the bus.</w:t>
       </w:r>
     </w:p>
     <w:p>
@@ -2601,109 +2734,8 @@
           <w:kern w:val="0"/>
           <w14:ligatures w14:val="none"/>
         </w:rPr>
-        <w:pict w14:anchorId="65D7C74F">
+        <w:pict w14:anchorId="2206097A">
           <v:rect id="_x0000_i1048" style="width:0;height:1.5pt" o:hralign="center" o:hrstd="t" o:hr="t" fillcolor="#a0a0a0" stroked="f"/>
-        </w:pict>
-      </w:r>
-    </w:p>
-    <w:p>
-      <w:pPr>
-        <w:spacing w:before="100" w:beforeAutospacing="1" w:after="100" w:afterAutospacing="1" w:line="240" w:lineRule="auto"/>
-        <w:outlineLvl w:val="2"/>
-        <w:rPr>
-          <w:rFonts w:ascii="Times New Roman" w:eastAsia="Times New Roman" w:hAnsi="Times New Roman" w:cs="Times New Roman"/>
-          <w:b/>
-          <w:bCs/>
-          <w:kern w:val="0"/>
-          <w:sz w:val="27"/>
-          <w:szCs w:val="27"/>
-          <w14:ligatures w14:val="none"/>
-        </w:rPr>
-      </w:pPr>
-      <w:r>
-        <w:rPr>
-          <w:rFonts w:ascii="Times New Roman" w:eastAsia="Times New Roman" w:hAnsi="Times New Roman" w:cs="Times New Roman"/>
-          <w:b/>
-          <w:bCs/>
-          <w:kern w:val="0"/>
-          <w:sz w:val="27"/>
-          <w:szCs w:val="27"/>
-          <w14:ligatures w14:val="none"/>
-        </w:rPr>
-        <w:t>10.</w:t>
-      </w:r>
-    </w:p>
-    <w:p>
-      <w:pPr>
-        <w:spacing w:before="100" w:beforeAutospacing="1" w:after="100" w:afterAutospacing="1" w:line="240" w:lineRule="auto"/>
-        <w:rPr>
-          <w:rFonts w:ascii="Times New Roman" w:eastAsia="Times New Roman" w:hAnsi="Times New Roman" w:cs="Times New Roman"/>
-          <w:kern w:val="0"/>
-          <w14:ligatures w14:val="none"/>
-        </w:rPr>
-      </w:pPr>
-      <w:r>
-        <w:rPr>
-          <w:rFonts w:ascii="Times New Roman" w:eastAsia="Times New Roman" w:hAnsi="Times New Roman" w:cs="Times New Roman"/>
-          <w:kern w:val="0"/>
-          <w14:ligatures w14:val="none"/>
-        </w:rPr>
-        <w:t>They were waiting for the bus.</w:t>
-      </w:r>
-    </w:p>
-    <w:p>
-      <w:pPr>
-        <w:spacing w:before="100" w:beforeAutospacing="1" w:after="100" w:afterAutospacing="1" w:line="240" w:lineRule="auto"/>
-        <w:rPr>
-          <w:rFonts w:ascii="Times New Roman" w:eastAsia="Times New Roman" w:hAnsi="Times New Roman" w:cs="Times New Roman"/>
-          <w:kern w:val="0"/>
-          <w14:ligatures w14:val="none"/>
-        </w:rPr>
-      </w:pPr>
-      <w:r>
-        <w:rPr>
-          <w:rFonts w:ascii="Times New Roman" w:eastAsia="Times New Roman" w:hAnsi="Times New Roman" w:cs="Times New Roman"/>
-          <w:kern w:val="0"/>
-          <w14:ligatures w14:val="none"/>
-        </w:rPr>
-        <w:t>(Câu hỏi)</w:t>
-      </w:r>
-    </w:p>
-    <w:p>
-      <w:pPr>
-        <w:spacing w:before="100" w:beforeAutospacing="1" w:after="100" w:afterAutospacing="1" w:line="240" w:lineRule="auto"/>
-        <w:rPr>
-          <w:rFonts w:ascii="Times New Roman" w:eastAsia="Times New Roman" w:hAnsi="Times New Roman" w:cs="Times New Roman"/>
-          <w:kern w:val="0"/>
-          <w14:ligatures w14:val="none"/>
-        </w:rPr>
-      </w:pPr>
-      <w:r>
-        <w:rPr>
-          <w:rFonts w:ascii="Times New Roman" w:eastAsia="Times New Roman" w:hAnsi="Times New Roman" w:cs="Times New Roman"/>
-          <w:kern w:val="0"/>
-          <w14:ligatures w14:val="none"/>
-        </w:rPr>
-        <w:t>→ ___________________________</w:t>
-      </w:r>
-    </w:p>
-    <w:p>
-      <w:pPr>
-        <w:spacing w:after="0" w:line="240" w:lineRule="auto"/>
-        <w:rPr>
-          <w:rFonts w:ascii="Times New Roman" w:eastAsia="Times New Roman" w:hAnsi="Times New Roman" w:cs="Times New Roman"/>
-          <w:kern w:val="0"/>
-          <w14:ligatures w14:val="none"/>
-        </w:rPr>
-      </w:pPr>
-      <w:r>
-        <w:rPr>
-          <w:rFonts w:ascii="Times New Roman" w:eastAsia="Times New Roman" w:hAnsi="Times New Roman" w:cs="Times New Roman"/>
-          <w:kern w:val="0"/>
-          <w14:ligatures w14:val="none"/>
-        </w:rPr>
-        <w:pict w14:anchorId="2206097A">
-          <v:rect id="_x0000_i1049" style="width:0;height:1.5pt" o:hralign="center" o:hrstd="t" o:hr="t" fillcolor="#a0a0a0" stroked="f"/>
         </w:pict>
       </w:r>
     </w:p>
@@ -2818,7 +2850,7 @@
           <w14:ligatures w14:val="none"/>
         </w:rPr>
         <w:pict w14:anchorId="5CA656C0">
-          <v:rect id="_x0000_i1050" style="width:0;height:1.5pt" o:hralign="center" o:hrstd="t" o:hr="t" fillcolor="#a0a0a0" stroked="f"/>
+          <v:rect id="_x0000_i1049" style="width:0;height:1.5pt" o:hralign="center" o:hrstd="t" o:hr="t" fillcolor="#a0a0a0" stroked="f"/>
         </w:pict>
       </w:r>
     </w:p>
@@ -2888,7 +2920,7 @@
           <w14:ligatures w14:val="none"/>
         </w:rPr>
         <w:pict w14:anchorId="745ADDE3">
-          <v:rect id="_x0000_i1051" style="width:0;height:1.5pt" o:hralign="center" o:hrstd="t" o:hr="t" fillcolor="#a0a0a0" stroked="f"/>
+          <v:rect id="_x0000_i1050" style="width:0;height:1.5pt" o:hralign="center" o:hrstd="t" o:hr="t" fillcolor="#a0a0a0" stroked="f"/>
         </w:pict>
       </w:r>
     </w:p>
@@ -2958,7 +2990,7 @@
           <w14:ligatures w14:val="none"/>
         </w:rPr>
         <w:pict w14:anchorId="5CFF3B02">
-          <v:rect id="_x0000_i1052" style="width:0;height:1.5pt" o:hralign="center" o:hrstd="t" o:hr="t" fillcolor="#a0a0a0" stroked="f"/>
+          <v:rect id="_x0000_i1051" style="width:0;height:1.5pt" o:hralign="center" o:hrstd="t" o:hr="t" fillcolor="#a0a0a0" stroked="f"/>
         </w:pict>
       </w:r>
     </w:p>
@@ -3028,7 +3060,7 @@
           <w14:ligatures w14:val="none"/>
         </w:rPr>
         <w:pict w14:anchorId="4687AB25">
-          <v:rect id="_x0000_i1053" style="width:0;height:1.5pt" o:hralign="center" o:hrstd="t" o:hr="t" fillcolor="#a0a0a0" stroked="f"/>
+          <v:rect id="_x0000_i1052" style="width:0;height:1.5pt" o:hralign="center" o:hrstd="t" o:hr="t" fillcolor="#a0a0a0" stroked="f"/>
         </w:pict>
       </w:r>
     </w:p>
@@ -3098,7 +3130,7 @@
           <w14:ligatures w14:val="none"/>
         </w:rPr>
         <w:pict w14:anchorId="5DBD881A">
-          <v:rect id="_x0000_i1054" style="width:0;height:1.5pt" o:hralign="center" o:hrstd="t" o:hr="t" fillcolor="#a0a0a0" stroked="f"/>
+          <v:rect id="_x0000_i1053" style="width:0;height:1.5pt" o:hralign="center" o:hrstd="t" o:hr="t" fillcolor="#a0a0a0" stroked="f"/>
         </w:pict>
       </w:r>
     </w:p>
@@ -3168,7 +3200,7 @@
           <w14:ligatures w14:val="none"/>
         </w:rPr>
         <w:pict w14:anchorId="4B1B293B">
-          <v:rect id="_x0000_i1055" style="width:0;height:1.5pt" o:hralign="center" o:hrstd="t" o:hr="t" fillcolor="#a0a0a0" stroked="f"/>
+          <v:rect id="_x0000_i1054" style="width:0;height:1.5pt" o:hralign="center" o:hrstd="t" o:hr="t" fillcolor="#a0a0a0" stroked="f"/>
         </w:pict>
       </w:r>
     </w:p>
@@ -3239,7 +3271,7 @@
         </w:rPr>
         <w:lastRenderedPageBreak/>
         <w:pict w14:anchorId="6C09A9D4">
-          <v:rect id="_x0000_i1056" style="width:0;height:1.5pt" o:hralign="center" o:hrstd="t" o:hr="t" fillcolor="#a0a0a0" stroked="f"/>
+          <v:rect id="_x0000_i1055" style="width:0;height:1.5pt" o:hralign="center" o:hrstd="t" o:hr="t" fillcolor="#a0a0a0" stroked="f"/>
         </w:pict>
       </w:r>
     </w:p>
@@ -3309,7 +3341,7 @@
           <w14:ligatures w14:val="none"/>
         </w:rPr>
         <w:pict w14:anchorId="49C50B59">
-          <v:rect id="_x0000_i1057" style="width:0;height:1.5pt" o:hralign="center" o:hrstd="t" o:hr="t" fillcolor="#a0a0a0" stroked="f"/>
+          <v:rect id="_x0000_i1056" style="width:0;height:1.5pt" o:hralign="center" o:hrstd="t" o:hr="t" fillcolor="#a0a0a0" stroked="f"/>
         </w:pict>
       </w:r>
     </w:p>
@@ -3379,7 +3411,7 @@
           <w14:ligatures w14:val="none"/>
         </w:rPr>
         <w:pict w14:anchorId="27512D60">
-          <v:rect id="_x0000_i1058" style="width:0;height:1.5pt" o:hralign="center" o:hrstd="t" o:hr="t" fillcolor="#a0a0a0" stroked="f"/>
+          <v:rect id="_x0000_i1057" style="width:0;height:1.5pt" o:hralign="center" o:hrstd="t" o:hr="t" fillcolor="#a0a0a0" stroked="f"/>
         </w:pict>
       </w:r>
     </w:p>
@@ -3449,7 +3481,7 @@
           <w14:ligatures w14:val="none"/>
         </w:rPr>
         <w:pict w14:anchorId="70467FC2">
-          <v:rect id="_x0000_i1059" style="width:0;height:1.5pt" o:hralign="center" o:hrstd="t" o:hr="t" fillcolor="#a0a0a0" stroked="f"/>
+          <v:rect id="_x0000_i1058" style="width:0;height:1.5pt" o:hralign="center" o:hrstd="t" o:hr="t" fillcolor="#a0a0a0" stroked="f"/>
         </w:pict>
       </w:r>
     </w:p>
@@ -3581,7 +3613,7 @@
           <w14:ligatures w14:val="none"/>
         </w:rPr>
         <w:pict w14:anchorId="4B637192">
-          <v:rect id="_x0000_i1097" style="width:0;height:1.5pt" o:hralign="center" o:hrstd="t" o:hr="t" fillcolor="#a0a0a0" stroked="f"/>
+          <v:rect id="_x0000_i1059" style="width:0;height:1.5pt" o:hralign="center" o:hrstd="t" o:hr="t" fillcolor="#a0a0a0" stroked="f"/>
         </w:pict>
       </w:r>
     </w:p>
@@ -3624,7 +3656,7 @@
         </w:rPr>
         <w:lastRenderedPageBreak/>
         <w:pict w14:anchorId="4108C3FB">
-          <v:rect id="_x0000_i1098" style="width:0;height:1.5pt" o:hralign="center" o:hrstd="t" o:hr="t" fillcolor="#a0a0a0" stroked="f"/>
+          <v:rect id="_x0000_i1060" style="width:0;height:1.5pt" o:hralign="center" o:hrstd="t" o:hr="t" fillcolor="#a0a0a0" stroked="f"/>
         </w:pict>
       </w:r>
     </w:p>
@@ -3666,7 +3698,7 @@
           <w14:ligatures w14:val="none"/>
         </w:rPr>
         <w:pict w14:anchorId="08535B24">
-          <v:rect id="_x0000_i1099" style="width:0;height:1.5pt" o:hralign="center" o:hrstd="t" o:hr="t" fillcolor="#a0a0a0" stroked="f"/>
+          <v:rect id="_x0000_i1061" style="width:0;height:1.5pt" o:hralign="center" o:hrstd="t" o:hr="t" fillcolor="#a0a0a0" stroked="f"/>
         </w:pict>
       </w:r>
     </w:p>
@@ -3708,7 +3740,7 @@
           <w14:ligatures w14:val="none"/>
         </w:rPr>
         <w:pict w14:anchorId="00DC1739">
-          <v:rect id="_x0000_i1100" style="width:0;height:1.5pt" o:hralign="center" o:hrstd="t" o:hr="t" fillcolor="#a0a0a0" stroked="f"/>
+          <v:rect id="_x0000_i1062" style="width:0;height:1.5pt" o:hralign="center" o:hrstd="t" o:hr="t" fillcolor="#a0a0a0" stroked="f"/>
         </w:pict>
       </w:r>
     </w:p>
@@ -3750,7 +3782,7 @@
           <w14:ligatures w14:val="none"/>
         </w:rPr>
         <w:pict w14:anchorId="1673A074">
-          <v:rect id="_x0000_i1101" style="width:0;height:1.5pt" o:hralign="center" o:hrstd="t" o:hr="t" fillcolor="#a0a0a0" stroked="f"/>
+          <v:rect id="_x0000_i1063" style="width:0;height:1.5pt" o:hralign="center" o:hrstd="t" o:hr="t" fillcolor="#a0a0a0" stroked="f"/>
         </w:pict>
       </w:r>
     </w:p>
@@ -3792,7 +3824,7 @@
           <w14:ligatures w14:val="none"/>
         </w:rPr>
         <w:pict w14:anchorId="6CDF4533">
-          <v:rect id="_x0000_i1102" style="width:0;height:1.5pt" o:hralign="center" o:hrstd="t" o:hr="t" fillcolor="#a0a0a0" stroked="f"/>
+          <v:rect id="_x0000_i1064" style="width:0;height:1.5pt" o:hralign="center" o:hrstd="t" o:hr="t" fillcolor="#a0a0a0" stroked="f"/>
         </w:pict>
       </w:r>
     </w:p>
@@ -3834,7 +3866,7 @@
           <w14:ligatures w14:val="none"/>
         </w:rPr>
         <w:pict w14:anchorId="4C6EB0AC">
-          <v:rect id="_x0000_i1103" style="width:0;height:1.5pt" o:hralign="center" o:hrstd="t" o:hr="t" fillcolor="#a0a0a0" stroked="f"/>
+          <v:rect id="_x0000_i1065" style="width:0;height:1.5pt" o:hralign="center" o:hrstd="t" o:hr="t" fillcolor="#a0a0a0" stroked="f"/>
         </w:pict>
       </w:r>
     </w:p>
@@ -3876,7 +3908,7 @@
           <w14:ligatures w14:val="none"/>
         </w:rPr>
         <w:pict w14:anchorId="4D7C915F">
-          <v:rect id="_x0000_i1104" style="width:0;height:1.5pt" o:hralign="center" o:hrstd="t" o:hr="t" fillcolor="#a0a0a0" stroked="f"/>
+          <v:rect id="_x0000_i1066" style="width:0;height:1.5pt" o:hralign="center" o:hrstd="t" o:hr="t" fillcolor="#a0a0a0" stroked="f"/>
         </w:pict>
       </w:r>
     </w:p>
@@ -3918,7 +3950,7 @@
           <w14:ligatures w14:val="none"/>
         </w:rPr>
         <w:pict w14:anchorId="3EE1D004">
-          <v:rect id="_x0000_i1105" style="width:0;height:1.5pt" o:hralign="center" o:hrstd="t" o:hr="t" fillcolor="#a0a0a0" stroked="f"/>
+          <v:rect id="_x0000_i1067" style="width:0;height:1.5pt" o:hralign="center" o:hrstd="t" o:hr="t" fillcolor="#a0a0a0" stroked="f"/>
         </w:pict>
       </w:r>
     </w:p>
@@ -3960,7 +3992,7 @@
           <w14:ligatures w14:val="none"/>
         </w:rPr>
         <w:pict w14:anchorId="77F5EF82">
-          <v:rect id="_x0000_i1106" style="width:0;height:1.5pt" o:hralign="center" o:hrstd="t" o:hr="t" fillcolor="#a0a0a0" stroked="f"/>
+          <v:rect id="_x0000_i1068" style="width:0;height:1.5pt" o:hralign="center" o:hrstd="t" o:hr="t" fillcolor="#a0a0a0" stroked="f"/>
         </w:pict>
       </w:r>
     </w:p>
@@ -3980,7 +4012,7 @@
           <w14:ligatures w14:val="none"/>
         </w:rPr>
         <w:pict w14:anchorId="30F24810">
-          <v:rect id="_x0000_i1107" style="width:0;height:1.5pt" o:hralign="center" o:hrstd="t" o:hr="t" fillcolor="#a0a0a0" stroked="f"/>
+          <v:rect id="_x0000_i1069" style="width:0;height:1.5pt" o:hralign="center" o:hrstd="t" o:hr="t" fillcolor="#a0a0a0" stroked="f"/>
         </w:pict>
       </w:r>
     </w:p>
@@ -4263,7 +4295,7 @@
           <w14:ligatures w14:val="none"/>
         </w:rPr>
         <w:pict w14:anchorId="59C34EC6">
-          <v:rect id="_x0000_i1108" style="width:0;height:1.5pt" o:hralign="center" o:hrstd="t" o:hr="t" fillcolor="#a0a0a0" stroked="f"/>
+          <v:rect id="_x0000_i1070" style="width:0;height:1.5pt" o:hralign="center" o:hrstd="t" o:hr="t" fillcolor="#a0a0a0" stroked="f"/>
         </w:pict>
       </w:r>
     </w:p>
@@ -4305,7 +4337,7 @@
           <w14:ligatures w14:val="none"/>
         </w:rPr>
         <w:pict w14:anchorId="34B1EE47">
-          <v:rect id="_x0000_i1109" style="width:0;height:1.5pt" o:hralign="center" o:hrstd="t" o:hr="t" fillcolor="#a0a0a0" stroked="f"/>
+          <v:rect id="_x0000_i1071" style="width:0;height:1.5pt" o:hralign="center" o:hrstd="t" o:hr="t" fillcolor="#a0a0a0" stroked="f"/>
         </w:pict>
       </w:r>
     </w:p>
@@ -4347,7 +4379,7 @@
           <w14:ligatures w14:val="none"/>
         </w:rPr>
         <w:pict w14:anchorId="290EE64C">
-          <v:rect id="_x0000_i1110" style="width:0;height:1.5pt" o:hralign="center" o:hrstd="t" o:hr="t" fillcolor="#a0a0a0" stroked="f"/>
+          <v:rect id="_x0000_i1072" style="width:0;height:1.5pt" o:hralign="center" o:hrstd="t" o:hr="t" fillcolor="#a0a0a0" stroked="f"/>
         </w:pict>
       </w:r>
     </w:p>
@@ -4389,7 +4421,7 @@
           <w14:ligatures w14:val="none"/>
         </w:rPr>
         <w:pict w14:anchorId="3BA5B68B">
-          <v:rect id="_x0000_i1111" style="width:0;height:1.5pt" o:hralign="center" o:hrstd="t" o:hr="t" fillcolor="#a0a0a0" stroked="f"/>
+          <v:rect id="_x0000_i1073" style="width:0;height:1.5pt" o:hralign="center" o:hrstd="t" o:hr="t" fillcolor="#a0a0a0" stroked="f"/>
         </w:pict>
       </w:r>
     </w:p>
@@ -4431,7 +4463,7 @@
           <w14:ligatures w14:val="none"/>
         </w:rPr>
         <w:pict w14:anchorId="5F58D088">
-          <v:rect id="_x0000_i1112" style="width:0;height:1.5pt" o:hralign="center" o:hrstd="t" o:hr="t" fillcolor="#a0a0a0" stroked="f"/>
+          <v:rect id="_x0000_i1074" style="width:0;height:1.5pt" o:hralign="center" o:hrstd="t" o:hr="t" fillcolor="#a0a0a0" stroked="f"/>
         </w:pict>
       </w:r>
     </w:p>
@@ -4473,7 +4505,7 @@
           <w14:ligatures w14:val="none"/>
         </w:rPr>
         <w:pict w14:anchorId="6D44C9AB">
-          <v:rect id="_x0000_i1113" style="width:0;height:1.5pt" o:hralign="center" o:hrstd="t" o:hr="t" fillcolor="#a0a0a0" stroked="f"/>
+          <v:rect id="_x0000_i1075" style="width:0;height:1.5pt" o:hralign="center" o:hrstd="t" o:hr="t" fillcolor="#a0a0a0" stroked="f"/>
         </w:pict>
       </w:r>
     </w:p>
@@ -4515,7 +4547,7 @@
           <w14:ligatures w14:val="none"/>
         </w:rPr>
         <w:pict w14:anchorId="02F9A447">
-          <v:rect id="_x0000_i1114" style="width:0;height:1.5pt" o:hralign="center" o:hrstd="t" o:hr="t" fillcolor="#a0a0a0" stroked="f"/>
+          <v:rect id="_x0000_i1076" style="width:0;height:1.5pt" o:hralign="center" o:hrstd="t" o:hr="t" fillcolor="#a0a0a0" stroked="f"/>
         </w:pict>
       </w:r>
     </w:p>
@@ -4557,7 +4589,7 @@
           <w14:ligatures w14:val="none"/>
         </w:rPr>
         <w:pict w14:anchorId="3E1FF4B6">
-          <v:rect id="_x0000_i1115" style="width:0;height:1.5pt" o:hralign="center" o:hrstd="t" o:hr="t" fillcolor="#a0a0a0" stroked="f"/>
+          <v:rect id="_x0000_i1077" style="width:0;height:1.5pt" o:hralign="center" o:hrstd="t" o:hr="t" fillcolor="#a0a0a0" stroked="f"/>
         </w:pict>
       </w:r>
     </w:p>
@@ -4599,7 +4631,7 @@
           <w14:ligatures w14:val="none"/>
         </w:rPr>
         <w:pict w14:anchorId="6AFBB771">
-          <v:rect id="_x0000_i1116" style="width:0;height:1.5pt" o:hralign="center" o:hrstd="t" o:hr="t" fillcolor="#a0a0a0" stroked="f"/>
+          <v:rect id="_x0000_i1078" style="width:0;height:1.5pt" o:hralign="center" o:hrstd="t" o:hr="t" fillcolor="#a0a0a0" stroked="f"/>
         </w:pict>
       </w:r>
     </w:p>
@@ -4642,7 +4674,7 @@
         </w:rPr>
         <w:lastRenderedPageBreak/>
         <w:pict w14:anchorId="55B96C46">
-          <v:rect id="_x0000_i1117" style="width:0;height:1.5pt" o:hralign="center" o:hrstd="t" o:hr="t" fillcolor="#a0a0a0" stroked="f"/>
+          <v:rect id="_x0000_i1079" style="width:0;height:1.5pt" o:hralign="center" o:hrstd="t" o:hr="t" fillcolor="#a0a0a0" stroked="f"/>
         </w:pict>
       </w:r>
     </w:p>
@@ -4662,7 +4694,7 @@
           <w14:ligatures w14:val="none"/>
         </w:rPr>
         <w:pict w14:anchorId="457BADF1">
-          <v:rect id="_x0000_i1118" style="width:0;height:1.5pt" o:hralign="center" o:hrstd="t" o:hr="t" fillcolor="#a0a0a0" stroked="f"/>
+          <v:rect id="_x0000_i1080" style="width:0;height:1.5pt" o:hralign="center" o:hrstd="t" o:hr="t" fillcolor="#a0a0a0" stroked="f"/>
         </w:pict>
       </w:r>
     </w:p>
@@ -4758,7 +4790,7 @@
           <w14:ligatures w14:val="none"/>
         </w:rPr>
         <w:pict w14:anchorId="34CCE1B3">
-          <v:rect id="_x0000_i1119" style="width:0;height:1.5pt" o:hralign="center" o:hrstd="t" o:hr="t" fillcolor="#a0a0a0" stroked="f"/>
+          <v:rect id="_x0000_i1081" style="width:0;height:1.5pt" o:hralign="center" o:hrstd="t" o:hr="t" fillcolor="#a0a0a0" stroked="f"/>
         </w:pict>
       </w:r>
     </w:p>
@@ -4800,7 +4832,7 @@
           <w14:ligatures w14:val="none"/>
         </w:rPr>
         <w:pict w14:anchorId="32FB6020">
-          <v:rect id="_x0000_i1120" style="width:0;height:1.5pt" o:hralign="center" o:hrstd="t" o:hr="t" fillcolor="#a0a0a0" stroked="f"/>
+          <v:rect id="_x0000_i1082" style="width:0;height:1.5pt" o:hralign="center" o:hrstd="t" o:hr="t" fillcolor="#a0a0a0" stroked="f"/>
         </w:pict>
       </w:r>
     </w:p>
@@ -4842,7 +4874,7 @@
           <w14:ligatures w14:val="none"/>
         </w:rPr>
         <w:pict w14:anchorId="70A38C21">
-          <v:rect id="_x0000_i1121" style="width:0;height:1.5pt" o:hralign="center" o:hrstd="t" o:hr="t" fillcolor="#a0a0a0" stroked="f"/>
+          <v:rect id="_x0000_i1083" style="width:0;height:1.5pt" o:hralign="center" o:hrstd="t" o:hr="t" fillcolor="#a0a0a0" stroked="f"/>
         </w:pict>
       </w:r>
     </w:p>
@@ -4884,7 +4916,7 @@
           <w14:ligatures w14:val="none"/>
         </w:rPr>
         <w:pict w14:anchorId="4D43CC64">
-          <v:rect id="_x0000_i1122" style="width:0;height:1.5pt" o:hralign="center" o:hrstd="t" o:hr="t" fillcolor="#a0a0a0" stroked="f"/>
+          <v:rect id="_x0000_i1084" style="width:0;height:1.5pt" o:hralign="center" o:hrstd="t" o:hr="t" fillcolor="#a0a0a0" stroked="f"/>
         </w:pict>
       </w:r>
     </w:p>
@@ -4926,7 +4958,7 @@
           <w14:ligatures w14:val="none"/>
         </w:rPr>
         <w:pict w14:anchorId="3D0502A7">
-          <v:rect id="_x0000_i1123" style="width:0;height:1.5pt" o:hralign="center" o:hrstd="t" o:hr="t" fillcolor="#a0a0a0" stroked="f"/>
+          <v:rect id="_x0000_i1085" style="width:0;height:1.5pt" o:hralign="center" o:hrstd="t" o:hr="t" fillcolor="#a0a0a0" stroked="f"/>
         </w:pict>
       </w:r>
     </w:p>
@@ -4995,7 +5027,7 @@
           <w14:ligatures w14:val="none"/>
         </w:rPr>
         <w:pict w14:anchorId="044390D8">
-          <v:rect id="_x0000_i1124" style="width:0;height:1.5pt" o:hralign="center" o:hrstd="t" o:hr="t" fillcolor="#a0a0a0" stroked="f"/>
+          <v:rect id="_x0000_i1086" style="width:0;height:1.5pt" o:hralign="center" o:hrstd="t" o:hr="t" fillcolor="#a0a0a0" stroked="f"/>
         </w:pict>
       </w:r>
     </w:p>
@@ -5037,7 +5069,7 @@
           <w14:ligatures w14:val="none"/>
         </w:rPr>
         <w:pict w14:anchorId="2F186F95">
-          <v:rect id="_x0000_i1125" style="width:0;height:1.5pt" o:hralign="center" o:hrstd="t" o:hr="t" fillcolor="#a0a0a0" stroked="f"/>
+          <v:rect id="_x0000_i1087" style="width:0;height:1.5pt" o:hralign="center" o:hrstd="t" o:hr="t" fillcolor="#a0a0a0" stroked="f"/>
         </w:pict>
       </w:r>
     </w:p>
@@ -5079,7 +5111,7 @@
           <w14:ligatures w14:val="none"/>
         </w:rPr>
         <w:pict w14:anchorId="577D7B0C">
-          <v:rect id="_x0000_i1126" style="width:0;height:1.5pt" o:hralign="center" o:hrstd="t" o:hr="t" fillcolor="#a0a0a0" stroked="f"/>
+          <v:rect id="_x0000_i1088" style="width:0;height:1.5pt" o:hralign="center" o:hrstd="t" o:hr="t" fillcolor="#a0a0a0" stroked="f"/>
         </w:pict>
       </w:r>
     </w:p>
@@ -5121,7 +5153,7 @@
           <w14:ligatures w14:val="none"/>
         </w:rPr>
         <w:pict w14:anchorId="03E665FC">
-          <v:rect id="_x0000_i1127" style="width:0;height:1.5pt" o:hralign="center" o:hrstd="t" o:hr="t" fillcolor="#a0a0a0" stroked="f"/>
+          <v:rect id="_x0000_i1089" style="width:0;height:1.5pt" o:hralign="center" o:hrstd="t" o:hr="t" fillcolor="#a0a0a0" stroked="f"/>
         </w:pict>
       </w:r>
     </w:p>
@@ -5164,7 +5196,7 @@
           <w14:ligatures w14:val="none"/>
         </w:rPr>
         <w:pict w14:anchorId="38E33A3B">
-          <v:rect id="_x0000_i1128" style="width:0;height:1.5pt" o:hralign="center" o:hrstd="t" o:hr="t" fillcolor="#a0a0a0" stroked="f"/>
+          <v:rect id="_x0000_i1090" style="width:0;height:1.5pt" o:hralign="center" o:hrstd="t" o:hr="t" fillcolor="#a0a0a0" stroked="f"/>
         </w:pict>
       </w:r>
     </w:p>
@@ -5184,7 +5216,7 @@
           <w14:ligatures w14:val="none"/>
         </w:rPr>
         <w:pict w14:anchorId="003DC06E">
-          <v:rect id="_x0000_i1129" style="width:0;height:1.5pt" o:hralign="center" o:hrstd="t" o:hr="t" fillcolor="#a0a0a0" stroked="f"/>
+          <v:rect id="_x0000_i1091" style="width:0;height:1.5pt" o:hralign="center" o:hrstd="t" o:hr="t" fillcolor="#a0a0a0" stroked="f"/>
         </w:pict>
       </w:r>
     </w:p>
@@ -5280,7 +5312,7 @@
           <w14:ligatures w14:val="none"/>
         </w:rPr>
         <w:pict w14:anchorId="5C0BEB04">
-          <v:rect id="_x0000_i1130" style="width:0;height:1.5pt" o:hralign="center" o:hrstd="t" o:hr="t" fillcolor="#a0a0a0" stroked="f"/>
+          <v:rect id="_x0000_i1092" style="width:0;height:1.5pt" o:hralign="center" o:hrstd="t" o:hr="t" fillcolor="#a0a0a0" stroked="f"/>
         </w:pict>
       </w:r>
     </w:p>
@@ -5322,7 +5354,7 @@
           <w14:ligatures w14:val="none"/>
         </w:rPr>
         <w:pict w14:anchorId="5043D4FE">
-          <v:rect id="_x0000_i1131" style="width:0;height:1.5pt" o:hralign="center" o:hrstd="t" o:hr="t" fillcolor="#a0a0a0" stroked="f"/>
+          <v:rect id="_x0000_i1093" style="width:0;height:1.5pt" o:hralign="center" o:hrstd="t" o:hr="t" fillcolor="#a0a0a0" stroked="f"/>
         </w:pict>
       </w:r>
     </w:p>
@@ -5364,7 +5396,7 @@
           <w14:ligatures w14:val="none"/>
         </w:rPr>
         <w:pict w14:anchorId="554EE2A6">
-          <v:rect id="_x0000_i1132" style="width:0;height:1.5pt" o:hralign="center" o:hrstd="t" o:hr="t" fillcolor="#a0a0a0" stroked="f"/>
+          <v:rect id="_x0000_i1094" style="width:0;height:1.5pt" o:hralign="center" o:hrstd="t" o:hr="t" fillcolor="#a0a0a0" stroked="f"/>
         </w:pict>
       </w:r>
     </w:p>
@@ -5406,7 +5438,7 @@
           <w14:ligatures w14:val="none"/>
         </w:rPr>
         <w:pict w14:anchorId="4E59D3FE">
-          <v:rect id="_x0000_i1133" style="width:0;height:1.5pt" o:hralign="center" o:hrstd="t" o:hr="t" fillcolor="#a0a0a0" stroked="f"/>
+          <v:rect id="_x0000_i1095" style="width:0;height:1.5pt" o:hralign="center" o:hrstd="t" o:hr="t" fillcolor="#a0a0a0" stroked="f"/>
         </w:pict>
       </w:r>
     </w:p>
@@ -5448,7 +5480,7 @@
           <w14:ligatures w14:val="none"/>
         </w:rPr>
         <w:pict w14:anchorId="6726A15F">
-          <v:rect id="_x0000_i1134" style="width:0;height:1.5pt" o:hralign="center" o:hrstd="t" o:hr="t" fillcolor="#a0a0a0" stroked="f"/>
+          <v:rect id="_x0000_i1096" style="width:0;height:1.5pt" o:hralign="center" o:hrstd="t" o:hr="t" fillcolor="#a0a0a0" stroked="f"/>
         </w:pict>
       </w:r>
     </w:p>
@@ -5840,7 +5872,7 @@
           <w14:ligatures w14:val="none"/>
         </w:rPr>
         <w:pict w14:anchorId="50099B25">
-          <v:rect id="_x0000_i1135" style="width:0;height:1.5pt" o:hralign="center" o:hrstd="t" o:hr="t" fillcolor="#a0a0a0" stroked="f"/>
+          <v:rect id="_x0000_i1097" style="width:0;height:1.5pt" o:hralign="center" o:hrstd="t" o:hr="t" fillcolor="#a0a0a0" stroked="f"/>
         </w:pict>
       </w:r>
     </w:p>
@@ -5860,7 +5892,7 @@
           <w14:ligatures w14:val="none"/>
         </w:rPr>
         <w:pict w14:anchorId="1B91A7EB">
-          <v:rect id="_x0000_i1136" style="width:0;height:1.5pt" o:hralign="center" o:hrstd="t" o:hr="t" fillcolor="#a0a0a0" stroked="f"/>
+          <v:rect id="_x0000_i1098" style="width:0;height:1.5pt" o:hralign="center" o:hrstd="t" o:hr="t" fillcolor="#a0a0a0" stroked="f"/>
         </w:pict>
       </w:r>
     </w:p>
@@ -5880,7 +5912,7 @@
           <w14:ligatures w14:val="none"/>
         </w:rPr>
         <w:pict w14:anchorId="3DE3B52B">
-          <v:rect id="_x0000_i1137" style="width:0;height:1.5pt" o:hralign="center" o:hrstd="t" o:hr="t" fillcolor="#a0a0a0" stroked="f"/>
+          <v:rect id="_x0000_i1099" style="width:0;height:1.5pt" o:hralign="center" o:hrstd="t" o:hr="t" fillcolor="#a0a0a0" stroked="f"/>
         </w:pict>
       </w:r>
     </w:p>
@@ -5900,7 +5932,7 @@
           <w14:ligatures w14:val="none"/>
         </w:rPr>
         <w:pict w14:anchorId="63AA0172">
-          <v:rect id="_x0000_i1138" style="width:0;height:1.5pt" o:hralign="center" o:hrstd="t" o:hr="t" fillcolor="#a0a0a0" stroked="f"/>
+          <v:rect id="_x0000_i1100" style="width:0;height:1.5pt" o:hralign="center" o:hrstd="t" o:hr="t" fillcolor="#a0a0a0" stroked="f"/>
         </w:pict>
       </w:r>
     </w:p>
@@ -5920,7 +5952,7 @@
           <w14:ligatures w14:val="none"/>
         </w:rPr>
         <w:pict w14:anchorId="0C064F8E">
-          <v:rect id="_x0000_i1139" style="width:0;height:1.5pt" o:hralign="center" o:hrstd="t" o:hr="t" fillcolor="#a0a0a0" stroked="f"/>
+          <v:rect id="_x0000_i1101" style="width:0;height:1.5pt" o:hralign="center" o:hrstd="t" o:hr="t" fillcolor="#a0a0a0" stroked="f"/>
         </w:pict>
       </w:r>
     </w:p>
@@ -5940,7 +5972,7 @@
           <w14:ligatures w14:val="none"/>
         </w:rPr>
         <w:pict w14:anchorId="6926A598">
-          <v:rect id="_x0000_i1140" style="width:0;height:1.5pt" o:hralign="center" o:hrstd="t" o:hr="t" fillcolor="#a0a0a0" stroked="f"/>
+          <v:rect id="_x0000_i1102" style="width:0;height:1.5pt" o:hralign="center" o:hrstd="t" o:hr="t" fillcolor="#a0a0a0" stroked="f"/>
         </w:pict>
       </w:r>
     </w:p>
@@ -5961,7 +5993,7 @@
           <w14:ligatures w14:val="none"/>
         </w:rPr>
         <w:pict w14:anchorId="6CC558DF">
-          <v:rect id="_x0000_i1187" style="width:0;height:1.5pt" o:hralign="center" o:hrstd="t" o:hr="t" fillcolor="#a0a0a0" stroked="f"/>
+          <v:rect id="_x0000_i1103" style="width:0;height:1.5pt" o:hralign="center" o:hrstd="t" o:hr="t" fillcolor="#a0a0a0" stroked="f"/>
         </w:pict>
       </w:r>
     </w:p>
@@ -6248,7 +6280,7 @@
           <w14:ligatures w14:val="none"/>
         </w:rPr>
         <w:pict w14:anchorId="69EF4C35">
-          <v:rect id="_x0000_i1188" style="width:0;height:1.5pt" o:hralign="center" o:hrstd="t" o:hr="t" fillcolor="#a0a0a0" stroked="f"/>
+          <v:rect id="_x0000_i1104" style="width:0;height:1.5pt" o:hralign="center" o:hrstd="t" o:hr="t" fillcolor="#a0a0a0" stroked="f"/>
         </w:pict>
       </w:r>
     </w:p>
@@ -6536,7 +6568,7 @@
         </w:rPr>
         <w:lastRenderedPageBreak/>
         <w:pict w14:anchorId="1C4B8E5C">
-          <v:rect id="_x0000_i1189" style="width:0;height:1.5pt" o:hralign="center" o:hrstd="t" o:hr="t" fillcolor="#a0a0a0" stroked="f"/>
+          <v:rect id="_x0000_i1105" style="width:0;height:1.5pt" o:hralign="center" o:hrstd="t" o:hr="t" fillcolor="#a0a0a0" stroked="f"/>
         </w:pict>
       </w:r>
     </w:p>
@@ -6863,7 +6895,7 @@
           <w14:ligatures w14:val="none"/>
         </w:rPr>
         <w:pict w14:anchorId="19A111A0">
-          <v:rect id="_x0000_i1190" style="width:0;height:1.5pt" o:hralign="center" o:hrstd="t" o:hr="t" fillcolor="#a0a0a0" stroked="f"/>
+          <v:rect id="_x0000_i1106" style="width:0;height:1.5pt" o:hralign="center" o:hrstd="t" o:hr="t" fillcolor="#a0a0a0" stroked="f"/>
         </w:pict>
       </w:r>
     </w:p>
@@ -7302,7 +7334,7 @@
           <w14:ligatures w14:val="none"/>
         </w:rPr>
         <w:pict w14:anchorId="532DF56D">
-          <v:rect id="_x0000_i1191" style="width:0;height:1.5pt" o:hralign="center" o:hrstd="t" o:hr="t" fillcolor="#a0a0a0" stroked="f"/>
+          <v:rect id="_x0000_i1107" style="width:0;height:1.5pt" o:hralign="center" o:hrstd="t" o:hr="t" fillcolor="#a0a0a0" stroked="f"/>
         </w:pict>
       </w:r>
     </w:p>
@@ -7590,7 +7622,7 @@
           <w14:ligatures w14:val="none"/>
         </w:rPr>
         <w:pict w14:anchorId="252D2952">
-          <v:rect id="_x0000_i1192" style="width:0;height:1.5pt" o:hralign="center" o:hrstd="t" o:hr="t" fillcolor="#a0a0a0" stroked="f"/>
+          <v:rect id="_x0000_i1108" style="width:0;height:1.5pt" o:hralign="center" o:hrstd="t" o:hr="t" fillcolor="#a0a0a0" stroked="f"/>
         </w:pict>
       </w:r>
     </w:p>
@@ -7877,7 +7909,7 @@
           <w14:ligatures w14:val="none"/>
         </w:rPr>
         <w:pict w14:anchorId="5096F6A5">
-          <v:rect id="_x0000_i1193" style="width:0;height:1.5pt" o:hralign="center" o:hrstd="t" o:hr="t" fillcolor="#a0a0a0" stroked="f"/>
+          <v:rect id="_x0000_i1109" style="width:0;height:1.5pt" o:hralign="center" o:hrstd="t" o:hr="t" fillcolor="#a0a0a0" stroked="f"/>
         </w:pict>
       </w:r>
     </w:p>
@@ -8071,7 +8103,7 @@
           <w14:ligatures w14:val="none"/>
         </w:rPr>
         <w:pict w14:anchorId="4A80F933">
-          <v:rect id="_x0000_i1194" style="width:0;height:1.5pt" o:hralign="center" o:hrstd="t" o:hr="t" fillcolor="#a0a0a0" stroked="f"/>
+          <v:rect id="_x0000_i1110" style="width:0;height:1.5pt" o:hralign="center" o:hrstd="t" o:hr="t" fillcolor="#a0a0a0" stroked="f"/>
         </w:pict>
       </w:r>
     </w:p>
@@ -8239,7 +8271,7 @@
           <w14:ligatures w14:val="none"/>
         </w:rPr>
         <w:pict w14:anchorId="50E4EA86">
-          <v:rect id="_x0000_i1195" style="width:0;height:1.5pt" o:hralign="center" o:hrstd="t" o:hr="t" fillcolor="#a0a0a0" stroked="f"/>
+          <v:rect id="_x0000_i1111" style="width:0;height:1.5pt" o:hralign="center" o:hrstd="t" o:hr="t" fillcolor="#a0a0a0" stroked="f"/>
         </w:pict>
       </w:r>
     </w:p>
@@ -8433,7 +8465,7 @@
           <w14:ligatures w14:val="none"/>
         </w:rPr>
         <w:pict w14:anchorId="7905FE14">
-          <v:rect id="_x0000_i1196" style="width:0;height:1.5pt" o:hralign="center" o:hrstd="t" o:hr="t" fillcolor="#a0a0a0" stroked="f"/>
+          <v:rect id="_x0000_i1112" style="width:0;height:1.5pt" o:hralign="center" o:hrstd="t" o:hr="t" fillcolor="#a0a0a0" stroked="f"/>
         </w:pict>
       </w:r>
     </w:p>
@@ -8498,7 +8530,7 @@
           <w14:ligatures w14:val="none"/>
         </w:rPr>
         <w:pict w14:anchorId="75F13894">
-          <v:rect id="_x0000_i1197" style="width:0;height:1.5pt" o:hralign="center" o:hrstd="t" o:hr="t" fillcolor="#a0a0a0" stroked="f"/>
+          <v:rect id="_x0000_i1113" style="width:0;height:1.5pt" o:hralign="center" o:hrstd="t" o:hr="t" fillcolor="#a0a0a0" stroked="f"/>
         </w:pict>
       </w:r>
     </w:p>
